--- a/DAEN459F26/Syllabus DAEN 459 - Fall 2026 - 2026-08.docx
+++ b/DAEN459F26/Syllabus DAEN 459 - Fall 2026 - 2026-08.docx
@@ -498,120 +498,107 @@
       <w:r>
         <w:t>Learning Outcomes</w:t>
       </w:r>
-    </w:p>
-    <w:bookmarkEnd w:id="0"/>
-    <w:p>
-      <w:r>
-        <w:t>By the end of the course, students should have:</w:t>
-      </w:r>
+      <w:bookmarkEnd w:id="0"/>
     </w:p>
     <w:p>
-      <w:pPr>
+      <w:r>
+        <w:t>By the end of the course, students will be able to:</w:t>
+      </w:r>
+    </w:p>
+    <w:p>
+      <w:pPr>
+        <w:pStyle w:val="ListParagraph"/>
         <w:numPr>
           <w:ilvl w:val="0"/>
-          <w:numId w:val="13"/>
+          <w:numId w:val="60"/>
         </w:numPr>
       </w:pPr>
       <w:r>
-        <w:t>a fully scoped capstone project</w:t>
-      </w:r>
-      <w:r>
-        <w:t>,</w:t>
+        <w:t>Define and scope a feasible capstone project with clear goals, objectives, and deliverables.</w:t>
       </w:r>
     </w:p>
     <w:p>
       <w:pPr>
+        <w:pStyle w:val="ListParagraph"/>
         <w:numPr>
           <w:ilvl w:val="0"/>
-          <w:numId w:val="13"/>
+          <w:numId w:val="60"/>
         </w:numPr>
       </w:pPr>
       <w:r>
-        <w:t>sponsor-approved requirements</w:t>
-      </w:r>
-      <w:r>
-        <w:t>,</w:t>
+        <w:t>Develop and validate project requirements in collaboration with the project sponsor and relevant stakeholders.</w:t>
       </w:r>
     </w:p>
     <w:p>
       <w:pPr>
+        <w:pStyle w:val="ListParagraph"/>
         <w:numPr>
           <w:ilvl w:val="0"/>
-          <w:numId w:val="13"/>
+          <w:numId w:val="60"/>
         </w:numPr>
       </w:pPr>
       <w:r>
-        <w:t>architecture and infrastructure plans</w:t>
-      </w:r>
-      <w:r>
-        <w:t>,</w:t>
+        <w:t>Design appropriate system architecture and infrastructure plans to support project implementation.</w:t>
       </w:r>
     </w:p>
     <w:p>
       <w:pPr>
+        <w:pStyle w:val="ListParagraph"/>
         <w:numPr>
           <w:ilvl w:val="0"/>
-          <w:numId w:val="13"/>
+          <w:numId w:val="60"/>
         </w:numPr>
       </w:pPr>
       <w:r>
-        <w:t>initial datasets collected/acquired</w:t>
-      </w:r>
-      <w:r>
-        <w:t>,</w:t>
+        <w:t>Identify, collect, acquire, and prepare the initial datasets required for the project.</w:t>
       </w:r>
     </w:p>
     <w:p>
       <w:pPr>
+        <w:pStyle w:val="ListParagraph"/>
         <w:numPr>
           <w:ilvl w:val="0"/>
-          <w:numId w:val="13"/>
+          <w:numId w:val="60"/>
         </w:numPr>
       </w:pPr>
       <w:r>
-        <w:t>governance and ethics analysis</w:t>
-      </w:r>
-      <w:r>
-        <w:t>,</w:t>
+        <w:t>Evaluate data governance, privacy, security, ethical, and responsible-use considerations relevant to the project.</w:t>
       </w:r>
     </w:p>
     <w:p>
       <w:pPr>
+        <w:pStyle w:val="ListParagraph"/>
         <w:numPr>
           <w:ilvl w:val="0"/>
-          <w:numId w:val="13"/>
+          <w:numId w:val="60"/>
         </w:numPr>
       </w:pPr>
       <w:r>
-        <w:t>project schedule and risk plan</w:t>
-      </w:r>
-      <w:r>
-        <w:t>,</w:t>
+        <w:t>Develop a realistic project schedule that includes milestones, dependencies, resources, risks, and mitigation strategies.</w:t>
       </w:r>
     </w:p>
     <w:p>
       <w:pPr>
+        <w:pStyle w:val="ListParagraph"/>
         <w:numPr>
           <w:ilvl w:val="0"/>
-          <w:numId w:val="13"/>
+          <w:numId w:val="60"/>
         </w:numPr>
       </w:pPr>
       <w:r>
-        <w:t>prototype or proof-of-concept</w:t>
-      </w:r>
-      <w:r>
-        <w:t>,</w:t>
+        <w:t>Design and develop an initial prototype or proof-of-concept that demonstrates the feasibility of the proposed solution.</w:t>
       </w:r>
     </w:p>
     <w:p>
       <w:pPr>
+        <w:pStyle w:val="ListParagraph"/>
         <w:numPr>
           <w:ilvl w:val="0"/>
-          <w:numId w:val="13"/>
+          <w:numId w:val="60"/>
         </w:numPr>
       </w:pPr>
       <w:r>
-        <w:t>professional proposal and presentation</w:t>
+        <w:t>Prepare and deliver a professional project proposal and presentation that clearly communicates the problem, proposed solution, technical approach, implementation plan, and expected outcomes</w:t>
       </w:r>
       <w:r>
         <w:t>.</w:t>
@@ -1172,6 +1159,7 @@
           <w:b/>
           <w:bCs/>
         </w:rPr>
+        <w:lastRenderedPageBreak/>
         <w:t>Every semester is different, every team is different, every solution is different</w:t>
       </w:r>
       <w:r>
@@ -1210,55 +1198,6 @@
       </w:r>
       <w:r>
         <w:t>.</w:t>
-      </w:r>
-    </w:p>
-    <w:p/>
-    <w:p>
-      <w:pPr>
-        <w:pStyle w:val="Heading3"/>
-      </w:pPr>
-      <w:r>
-        <w:t>Course Prerequisites</w:t>
-      </w:r>
-      <w:r>
-        <w:tab/>
-      </w:r>
-      <w:r>
-        <w:tab/>
-      </w:r>
-      <w:r>
-        <w:tab/>
-      </w:r>
-      <w:r>
-        <w:t>Course Corequisites</w:t>
-      </w:r>
-      <w:r>
-        <w:tab/>
-      </w:r>
-      <w:r>
-        <w:tab/>
-      </w:r>
-      <w:r>
-        <w:tab/>
-        <w:t>Special Course Designation</w:t>
-      </w:r>
-    </w:p>
-    <w:p>
-      <w:r>
-        <w:t>Grade of C or better in DAEN 301</w:t>
-      </w:r>
-      <w:r>
-        <w:tab/>
-      </w:r>
-      <w:r>
-        <w:tab/>
-      </w:r>
-      <w:r>
-        <w:t>DAEN 400, DAEN 427, and DAEN 429</w:t>
-      </w:r>
-      <w:r>
-        <w:tab/>
-        <w:t>None</w:t>
       </w:r>
     </w:p>
     <w:p/>
@@ -1783,20 +1722,38 @@
     <w:tbl>
       <w:tblPr>
         <w:tblStyle w:val="TableGrid"/>
-        <w:tblW w:w="0" w:type="auto"/>
+        <w:tblW w:w="8781" w:type="dxa"/>
         <w:tblInd w:w="722" w:type="dxa"/>
         <w:tblLayout w:type="fixed"/>
         <w:tblLook w:val="04A0" w:firstRow="1" w:lastRow="0" w:firstColumn="1" w:lastColumn="0" w:noHBand="0" w:noVBand="1"/>
       </w:tblPr>
       <w:tblGrid>
-        <w:gridCol w:w="6264"/>
+        <w:gridCol w:w="489"/>
+        <w:gridCol w:w="5995"/>
         <w:gridCol w:w="1127"/>
         <w:gridCol w:w="1170"/>
       </w:tblGrid>
       <w:tr>
         <w:tc>
           <w:tcPr>
-            <w:tcW w:w="6264" w:type="dxa"/>
+            <w:tcW w:w="489" w:type="dxa"/>
+          </w:tcPr>
+          <w:p>
+            <w:pPr>
+              <w:spacing w:line="278" w:lineRule="auto"/>
+              <w:jc w:val="left"/>
+              <w:rPr>
+                <w:b/>
+                <w:bCs/>
+                <w:sz w:val="18"/>
+                <w:szCs w:val="18"/>
+              </w:rPr>
+            </w:pPr>
+          </w:p>
+        </w:tc>
+        <w:tc>
+          <w:tcPr>
+            <w:tcW w:w="5995" w:type="dxa"/>
             <w:hideMark/>
           </w:tcPr>
           <w:p>
@@ -1869,7 +1826,7 @@
       <w:tr>
         <w:tc>
           <w:tcPr>
-            <w:tcW w:w="6264" w:type="dxa"/>
+            <w:tcW w:w="489" w:type="dxa"/>
           </w:tcPr>
           <w:p>
             <w:pPr>
@@ -1884,28 +1841,42 @@
                 <w:sz w:val="18"/>
                 <w:szCs w:val="18"/>
               </w:rPr>
-              <w:t>1. P</w:t>
-            </w:r>
-            <w:r>
+              <w:t>1</w:t>
+            </w:r>
+          </w:p>
+        </w:tc>
+        <w:tc>
+          <w:tcPr>
+            <w:tcW w:w="5995" w:type="dxa"/>
+          </w:tcPr>
+          <w:p>
+            <w:pPr>
+              <w:spacing w:line="278" w:lineRule="auto"/>
               <w:rPr>
                 <w:sz w:val="18"/>
                 <w:szCs w:val="18"/>
               </w:rPr>
-              <w:t xml:space="preserve">rofessionalism </w:t>
-            </w:r>
+            </w:pPr>
             <w:r>
               <w:rPr>
                 <w:sz w:val="18"/>
                 <w:szCs w:val="18"/>
               </w:rPr>
-              <w:t>and</w:t>
+              <w:t>Professionalism and participation (</w:t>
             </w:r>
             <w:r>
               <w:rPr>
                 <w:sz w:val="18"/>
                 <w:szCs w:val="18"/>
               </w:rPr>
-              <w:t xml:space="preserve"> participation</w:t>
+              <w:t>including peer-review</w:t>
+            </w:r>
+            <w:r>
+              <w:rPr>
+                <w:sz w:val="18"/>
+                <w:szCs w:val="18"/>
+              </w:rPr>
+              <w:t>)</w:t>
             </w:r>
           </w:p>
         </w:tc>
@@ -1943,7 +1914,11 @@
               </w:rPr>
             </w:pPr>
             <w:r>
-              <w:t>10%</w:t>
+              <w:rPr>
+                <w:sz w:val="18"/>
+                <w:szCs w:val="18"/>
+              </w:rPr>
+              <w:t>11%</w:t>
             </w:r>
           </w:p>
         </w:tc>
@@ -1951,7 +1926,7 @@
       <w:tr>
         <w:tc>
           <w:tcPr>
-            <w:tcW w:w="6264" w:type="dxa"/>
+            <w:tcW w:w="489" w:type="dxa"/>
           </w:tcPr>
           <w:p>
             <w:pPr>
@@ -1966,8 +1941,22 @@
                 <w:sz w:val="18"/>
                 <w:szCs w:val="18"/>
               </w:rPr>
-              <w:t xml:space="preserve">2. </w:t>
-            </w:r>
+              <w:t>2</w:t>
+            </w:r>
+          </w:p>
+        </w:tc>
+        <w:tc>
+          <w:tcPr>
+            <w:tcW w:w="5995" w:type="dxa"/>
+          </w:tcPr>
+          <w:p>
+            <w:pPr>
+              <w:spacing w:line="278" w:lineRule="auto"/>
+              <w:rPr>
+                <w:sz w:val="18"/>
+                <w:szCs w:val="18"/>
+              </w:rPr>
+            </w:pPr>
             <w:r>
               <w:rPr>
                 <w:sz w:val="18"/>
@@ -2011,7 +2000,11 @@
               </w:rPr>
             </w:pPr>
             <w:r>
-              <w:t>0%</w:t>
+              <w:rPr>
+                <w:sz w:val="18"/>
+                <w:szCs w:val="18"/>
+              </w:rPr>
+              <w:t>2%</w:t>
             </w:r>
           </w:p>
         </w:tc>
@@ -2019,7 +2012,7 @@
       <w:tr>
         <w:tc>
           <w:tcPr>
-            <w:tcW w:w="6264" w:type="dxa"/>
+            <w:tcW w:w="489" w:type="dxa"/>
           </w:tcPr>
           <w:p>
             <w:pPr>
@@ -2034,8 +2027,22 @@
                 <w:sz w:val="18"/>
                 <w:szCs w:val="18"/>
               </w:rPr>
-              <w:t xml:space="preserve">3. </w:t>
-            </w:r>
+              <w:t>3</w:t>
+            </w:r>
+          </w:p>
+        </w:tc>
+        <w:tc>
+          <w:tcPr>
+            <w:tcW w:w="5995" w:type="dxa"/>
+          </w:tcPr>
+          <w:p>
+            <w:pPr>
+              <w:spacing w:line="278" w:lineRule="auto"/>
+              <w:rPr>
+                <w:sz w:val="18"/>
+                <w:szCs w:val="18"/>
+              </w:rPr>
+            </w:pPr>
             <w:r>
               <w:rPr>
                 <w:sz w:val="18"/>
@@ -2079,6 +2086,10 @@
               </w:rPr>
             </w:pPr>
             <w:r>
+              <w:rPr>
+                <w:sz w:val="18"/>
+                <w:szCs w:val="18"/>
+              </w:rPr>
               <w:t>5%</w:t>
             </w:r>
           </w:p>
@@ -2087,7 +2098,7 @@
       <w:tr>
         <w:tc>
           <w:tcPr>
-            <w:tcW w:w="6264" w:type="dxa"/>
+            <w:tcW w:w="489" w:type="dxa"/>
           </w:tcPr>
           <w:p>
             <w:pPr>
@@ -2102,8 +2113,22 @@
                 <w:sz w:val="18"/>
                 <w:szCs w:val="18"/>
               </w:rPr>
-              <w:t xml:space="preserve">4. </w:t>
-            </w:r>
+              <w:t>4</w:t>
+            </w:r>
+          </w:p>
+        </w:tc>
+        <w:tc>
+          <w:tcPr>
+            <w:tcW w:w="5995" w:type="dxa"/>
+          </w:tcPr>
+          <w:p>
+            <w:pPr>
+              <w:spacing w:line="278" w:lineRule="auto"/>
+              <w:rPr>
+                <w:sz w:val="18"/>
+                <w:szCs w:val="18"/>
+              </w:rPr>
+            </w:pPr>
             <w:r>
               <w:rPr>
                 <w:sz w:val="18"/>
@@ -2147,7 +2172,11 @@
               </w:rPr>
             </w:pPr>
             <w:r>
-              <w:t>10%</w:t>
+              <w:rPr>
+                <w:sz w:val="18"/>
+                <w:szCs w:val="18"/>
+              </w:rPr>
+              <w:t>7%</w:t>
             </w:r>
           </w:p>
         </w:tc>
@@ -2155,7 +2184,7 @@
       <w:tr>
         <w:tc>
           <w:tcPr>
-            <w:tcW w:w="6264" w:type="dxa"/>
+            <w:tcW w:w="489" w:type="dxa"/>
           </w:tcPr>
           <w:p>
             <w:pPr>
@@ -2170,8 +2199,22 @@
                 <w:sz w:val="18"/>
                 <w:szCs w:val="18"/>
               </w:rPr>
-              <w:t xml:space="preserve">5. </w:t>
-            </w:r>
+              <w:t>5</w:t>
+            </w:r>
+          </w:p>
+        </w:tc>
+        <w:tc>
+          <w:tcPr>
+            <w:tcW w:w="5995" w:type="dxa"/>
+          </w:tcPr>
+          <w:p>
+            <w:pPr>
+              <w:spacing w:line="278" w:lineRule="auto"/>
+              <w:rPr>
+                <w:sz w:val="18"/>
+                <w:szCs w:val="18"/>
+              </w:rPr>
+            </w:pPr>
             <w:r>
               <w:rPr>
                 <w:sz w:val="18"/>
@@ -2215,7 +2258,11 @@
               </w:rPr>
             </w:pPr>
             <w:r>
-              <w:t>0%</w:t>
+              <w:rPr>
+                <w:sz w:val="18"/>
+                <w:szCs w:val="18"/>
+              </w:rPr>
+              <w:t>2%</w:t>
             </w:r>
           </w:p>
         </w:tc>
@@ -2223,7 +2270,7 @@
       <w:tr>
         <w:tc>
           <w:tcPr>
-            <w:tcW w:w="6264" w:type="dxa"/>
+            <w:tcW w:w="489" w:type="dxa"/>
           </w:tcPr>
           <w:p>
             <w:pPr>
@@ -2238,8 +2285,22 @@
                 <w:sz w:val="18"/>
                 <w:szCs w:val="18"/>
               </w:rPr>
-              <w:t xml:space="preserve">6. </w:t>
-            </w:r>
+              <w:t>6</w:t>
+            </w:r>
+          </w:p>
+        </w:tc>
+        <w:tc>
+          <w:tcPr>
+            <w:tcW w:w="5995" w:type="dxa"/>
+          </w:tcPr>
+          <w:p>
+            <w:pPr>
+              <w:spacing w:line="278" w:lineRule="auto"/>
+              <w:rPr>
+                <w:sz w:val="18"/>
+                <w:szCs w:val="18"/>
+              </w:rPr>
+            </w:pPr>
             <w:r>
               <w:rPr>
                 <w:sz w:val="18"/>
@@ -2283,6 +2344,10 @@
               </w:rPr>
             </w:pPr>
             <w:r>
+              <w:rPr>
+                <w:sz w:val="18"/>
+                <w:szCs w:val="18"/>
+              </w:rPr>
               <w:t>10%</w:t>
             </w:r>
           </w:p>
@@ -2291,7 +2356,7 @@
       <w:tr>
         <w:tc>
           <w:tcPr>
-            <w:tcW w:w="6264" w:type="dxa"/>
+            <w:tcW w:w="489" w:type="dxa"/>
           </w:tcPr>
           <w:p>
             <w:pPr>
@@ -2306,8 +2371,22 @@
                 <w:sz w:val="18"/>
                 <w:szCs w:val="18"/>
               </w:rPr>
-              <w:t xml:space="preserve">7. </w:t>
-            </w:r>
+              <w:t>7</w:t>
+            </w:r>
+          </w:p>
+        </w:tc>
+        <w:tc>
+          <w:tcPr>
+            <w:tcW w:w="5995" w:type="dxa"/>
+          </w:tcPr>
+          <w:p>
+            <w:pPr>
+              <w:spacing w:line="278" w:lineRule="auto"/>
+              <w:rPr>
+                <w:sz w:val="18"/>
+                <w:szCs w:val="18"/>
+              </w:rPr>
+            </w:pPr>
             <w:r>
               <w:rPr>
                 <w:sz w:val="18"/>
@@ -2351,6 +2430,10 @@
               </w:rPr>
             </w:pPr>
             <w:r>
+              <w:rPr>
+                <w:sz w:val="18"/>
+                <w:szCs w:val="18"/>
+              </w:rPr>
               <w:t>10%</w:t>
             </w:r>
           </w:p>
@@ -2359,7 +2442,7 @@
       <w:tr>
         <w:tc>
           <w:tcPr>
-            <w:tcW w:w="6264" w:type="dxa"/>
+            <w:tcW w:w="489" w:type="dxa"/>
           </w:tcPr>
           <w:p>
             <w:pPr>
@@ -2374,8 +2457,22 @@
                 <w:sz w:val="18"/>
                 <w:szCs w:val="18"/>
               </w:rPr>
-              <w:t xml:space="preserve">8. </w:t>
-            </w:r>
+              <w:t>8</w:t>
+            </w:r>
+          </w:p>
+        </w:tc>
+        <w:tc>
+          <w:tcPr>
+            <w:tcW w:w="5995" w:type="dxa"/>
+          </w:tcPr>
+          <w:p>
+            <w:pPr>
+              <w:spacing w:line="278" w:lineRule="auto"/>
+              <w:rPr>
+                <w:sz w:val="18"/>
+                <w:szCs w:val="18"/>
+              </w:rPr>
+            </w:pPr>
             <w:r>
               <w:rPr>
                 <w:sz w:val="18"/>
@@ -2419,7 +2516,11 @@
               </w:rPr>
             </w:pPr>
             <w:r>
-              <w:t>5%</w:t>
+              <w:rPr>
+                <w:sz w:val="18"/>
+                <w:szCs w:val="18"/>
+              </w:rPr>
+              <w:t>4%</w:t>
             </w:r>
           </w:p>
         </w:tc>
@@ -2427,7 +2528,7 @@
       <w:tr>
         <w:tc>
           <w:tcPr>
-            <w:tcW w:w="6264" w:type="dxa"/>
+            <w:tcW w:w="489" w:type="dxa"/>
           </w:tcPr>
           <w:p>
             <w:pPr>
@@ -2442,8 +2543,22 @@
                 <w:sz w:val="18"/>
                 <w:szCs w:val="18"/>
               </w:rPr>
-              <w:t xml:space="preserve">9. </w:t>
-            </w:r>
+              <w:t>9</w:t>
+            </w:r>
+          </w:p>
+        </w:tc>
+        <w:tc>
+          <w:tcPr>
+            <w:tcW w:w="5995" w:type="dxa"/>
+          </w:tcPr>
+          <w:p>
+            <w:pPr>
+              <w:spacing w:line="278" w:lineRule="auto"/>
+              <w:rPr>
+                <w:sz w:val="18"/>
+                <w:szCs w:val="18"/>
+              </w:rPr>
+            </w:pPr>
             <w:r>
               <w:rPr>
                 <w:sz w:val="18"/>
@@ -2487,6 +2602,10 @@
               </w:rPr>
             </w:pPr>
             <w:r>
+              <w:rPr>
+                <w:sz w:val="18"/>
+                <w:szCs w:val="18"/>
+              </w:rPr>
               <w:t>10%</w:t>
             </w:r>
           </w:p>
@@ -2495,7 +2614,7 @@
       <w:tr>
         <w:tc>
           <w:tcPr>
-            <w:tcW w:w="6264" w:type="dxa"/>
+            <w:tcW w:w="489" w:type="dxa"/>
           </w:tcPr>
           <w:p>
             <w:pPr>
@@ -2510,8 +2629,22 @@
                 <w:sz w:val="18"/>
                 <w:szCs w:val="18"/>
               </w:rPr>
-              <w:t xml:space="preserve">10. </w:t>
-            </w:r>
+              <w:t>10</w:t>
+            </w:r>
+          </w:p>
+        </w:tc>
+        <w:tc>
+          <w:tcPr>
+            <w:tcW w:w="5995" w:type="dxa"/>
+          </w:tcPr>
+          <w:p>
+            <w:pPr>
+              <w:spacing w:line="278" w:lineRule="auto"/>
+              <w:rPr>
+                <w:sz w:val="18"/>
+                <w:szCs w:val="18"/>
+              </w:rPr>
+            </w:pPr>
             <w:r>
               <w:rPr>
                 <w:sz w:val="18"/>
@@ -2555,7 +2688,11 @@
               </w:rPr>
             </w:pPr>
             <w:r>
-              <w:t>10%</w:t>
+              <w:rPr>
+                <w:sz w:val="18"/>
+                <w:szCs w:val="18"/>
+              </w:rPr>
+              <w:t>7%</w:t>
             </w:r>
           </w:p>
         </w:tc>
@@ -2563,7 +2700,7 @@
       <w:tr>
         <w:tc>
           <w:tcPr>
-            <w:tcW w:w="6264" w:type="dxa"/>
+            <w:tcW w:w="489" w:type="dxa"/>
           </w:tcPr>
           <w:p>
             <w:pPr>
@@ -2578,8 +2715,22 @@
                 <w:sz w:val="18"/>
                 <w:szCs w:val="18"/>
               </w:rPr>
-              <w:t xml:space="preserve">11. </w:t>
-            </w:r>
+              <w:t>11</w:t>
+            </w:r>
+          </w:p>
+        </w:tc>
+        <w:tc>
+          <w:tcPr>
+            <w:tcW w:w="5995" w:type="dxa"/>
+          </w:tcPr>
+          <w:p>
+            <w:pPr>
+              <w:spacing w:line="278" w:lineRule="auto"/>
+              <w:rPr>
+                <w:sz w:val="18"/>
+                <w:szCs w:val="18"/>
+              </w:rPr>
+            </w:pPr>
             <w:r>
               <w:rPr>
                 <w:sz w:val="18"/>
@@ -2623,6 +2774,10 @@
               </w:rPr>
             </w:pPr>
             <w:r>
+              <w:rPr>
+                <w:sz w:val="18"/>
+                <w:szCs w:val="18"/>
+              </w:rPr>
               <w:t>10%</w:t>
             </w:r>
           </w:p>
@@ -2631,7 +2786,7 @@
       <w:tr>
         <w:tc>
           <w:tcPr>
-            <w:tcW w:w="6264" w:type="dxa"/>
+            <w:tcW w:w="489" w:type="dxa"/>
           </w:tcPr>
           <w:p>
             <w:pPr>
@@ -2646,8 +2801,22 @@
                 <w:sz w:val="18"/>
                 <w:szCs w:val="18"/>
               </w:rPr>
-              <w:t xml:space="preserve">12. </w:t>
-            </w:r>
+              <w:t>12</w:t>
+            </w:r>
+          </w:p>
+        </w:tc>
+        <w:tc>
+          <w:tcPr>
+            <w:tcW w:w="5995" w:type="dxa"/>
+          </w:tcPr>
+          <w:p>
+            <w:pPr>
+              <w:spacing w:line="278" w:lineRule="auto"/>
+              <w:rPr>
+                <w:sz w:val="18"/>
+                <w:szCs w:val="18"/>
+              </w:rPr>
+            </w:pPr>
             <w:r>
               <w:rPr>
                 <w:sz w:val="18"/>
@@ -2691,7 +2860,11 @@
               </w:rPr>
             </w:pPr>
             <w:r>
-              <w:t>10%</w:t>
+              <w:rPr>
+                <w:sz w:val="18"/>
+                <w:szCs w:val="18"/>
+              </w:rPr>
+              <w:t>5%</w:t>
             </w:r>
           </w:p>
         </w:tc>
@@ -2699,7 +2872,7 @@
       <w:tr>
         <w:tc>
           <w:tcPr>
-            <w:tcW w:w="6264" w:type="dxa"/>
+            <w:tcW w:w="489" w:type="dxa"/>
           </w:tcPr>
           <w:p>
             <w:pPr>
@@ -2714,8 +2887,22 @@
                 <w:sz w:val="18"/>
                 <w:szCs w:val="18"/>
               </w:rPr>
-              <w:t xml:space="preserve">13. </w:t>
-            </w:r>
+              <w:t>13</w:t>
+            </w:r>
+          </w:p>
+        </w:tc>
+        <w:tc>
+          <w:tcPr>
+            <w:tcW w:w="5995" w:type="dxa"/>
+          </w:tcPr>
+          <w:p>
+            <w:pPr>
+              <w:spacing w:line="278" w:lineRule="auto"/>
+              <w:rPr>
+                <w:sz w:val="18"/>
+                <w:szCs w:val="18"/>
+              </w:rPr>
+            </w:pPr>
             <w:r>
               <w:rPr>
                 <w:sz w:val="18"/>
@@ -2759,7 +2946,11 @@
               </w:rPr>
             </w:pPr>
             <w:r>
-              <w:t>10%</w:t>
+              <w:rPr>
+                <w:sz w:val="18"/>
+                <w:szCs w:val="18"/>
+              </w:rPr>
+              <w:t>5%</w:t>
             </w:r>
           </w:p>
         </w:tc>
@@ -2767,7 +2958,7 @@
       <w:tr>
         <w:tc>
           <w:tcPr>
-            <w:tcW w:w="6264" w:type="dxa"/>
+            <w:tcW w:w="489" w:type="dxa"/>
           </w:tcPr>
           <w:p>
             <w:pPr>
@@ -2782,8 +2973,22 @@
                 <w:sz w:val="18"/>
                 <w:szCs w:val="18"/>
               </w:rPr>
-              <w:t xml:space="preserve">15. </w:t>
-            </w:r>
+              <w:t>14</w:t>
+            </w:r>
+          </w:p>
+        </w:tc>
+        <w:tc>
+          <w:tcPr>
+            <w:tcW w:w="5995" w:type="dxa"/>
+          </w:tcPr>
+          <w:p>
+            <w:pPr>
+              <w:spacing w:line="278" w:lineRule="auto"/>
+              <w:rPr>
+                <w:sz w:val="18"/>
+                <w:szCs w:val="18"/>
+              </w:rPr>
+            </w:pPr>
             <w:r>
               <w:rPr>
                 <w:sz w:val="18"/>
@@ -2827,7 +3032,11 @@
               </w:rPr>
             </w:pPr>
             <w:r>
-              <w:t>0%</w:t>
+              <w:rPr>
+                <w:sz w:val="18"/>
+                <w:szCs w:val="18"/>
+              </w:rPr>
+              <w:t>1%</w:t>
             </w:r>
           </w:p>
         </w:tc>
@@ -2835,7 +3044,7 @@
       <w:tr>
         <w:tc>
           <w:tcPr>
-            <w:tcW w:w="6264" w:type="dxa"/>
+            <w:tcW w:w="489" w:type="dxa"/>
           </w:tcPr>
           <w:p>
             <w:pPr>
@@ -2851,8 +3060,23 @@
                 <w:sz w:val="18"/>
                 <w:szCs w:val="18"/>
               </w:rPr>
-              <w:t xml:space="preserve">15. </w:t>
-            </w:r>
+              <w:t>15</w:t>
+            </w:r>
+          </w:p>
+        </w:tc>
+        <w:tc>
+          <w:tcPr>
+            <w:tcW w:w="5995" w:type="dxa"/>
+          </w:tcPr>
+          <w:p>
+            <w:pPr>
+              <w:spacing w:line="278" w:lineRule="auto"/>
+              <w:jc w:val="left"/>
+              <w:rPr>
+                <w:sz w:val="18"/>
+                <w:szCs w:val="18"/>
+              </w:rPr>
+            </w:pPr>
             <w:r>
               <w:rPr>
                 <w:sz w:val="18"/>
@@ -2896,13 +3120,11 @@
               </w:rPr>
             </w:pPr>
             <w:r>
-              <w:t>1</w:t>
-            </w:r>
-            <w:r>
-              <w:t>5</w:t>
-            </w:r>
-            <w:r>
-              <w:t>%</w:t>
+              <w:rPr>
+                <w:sz w:val="18"/>
+                <w:szCs w:val="18"/>
+              </w:rPr>
+              <w:t>11%</w:t>
             </w:r>
           </w:p>
         </w:tc>
@@ -2922,6 +3144,7 @@
         </w:numPr>
       </w:pPr>
       <w:r>
+        <w:lastRenderedPageBreak/>
         <w:t xml:space="preserve">In addition to the graded items listed above, </w:t>
       </w:r>
       <w:r>
@@ -3042,61 +3265,7 @@
         <w:rPr>
           <w:rFonts w:eastAsia="Garamond" w:cstheme="minorHAnsi"/>
         </w:rPr>
-        <w:t xml:space="preserve">Late work will not be accepted except for approved university excused absences. </w:t>
-      </w:r>
-      <w:r>
-        <w:rPr>
-          <w:rFonts w:eastAsia="Garamond" w:cstheme="minorHAnsi"/>
-        </w:rPr>
-        <w:t>Excused absences apply only to attendance and in-class activities and do not extend assignment deadlines.</w:t>
-      </w:r>
-      <w:r>
-        <w:rPr>
-          <w:rFonts w:eastAsia="Garamond" w:cstheme="minorHAnsi"/>
-        </w:rPr>
-        <w:t xml:space="preserve"> </w:t>
-      </w:r>
-      <w:r>
-        <w:rPr>
-          <w:rFonts w:eastAsia="Garamond" w:cstheme="minorHAnsi"/>
-        </w:rPr>
-        <w:t>Alternatives must be arranged prior to deadline</w:t>
-      </w:r>
-      <w:r>
-        <w:rPr>
-          <w:rFonts w:eastAsia="Garamond" w:cstheme="minorHAnsi"/>
-        </w:rPr>
-        <w:t xml:space="preserve">. </w:t>
-      </w:r>
-      <w:r>
-        <w:rPr>
-          <w:rFonts w:eastAsia="Garamond" w:cstheme="minorHAnsi"/>
-        </w:rPr>
-        <w:t>Late</w:t>
-      </w:r>
-      <w:r>
-        <w:rPr>
-          <w:rFonts w:eastAsia="Garamond" w:cstheme="minorHAnsi"/>
-        </w:rPr>
-        <w:t xml:space="preserve"> </w:t>
-      </w:r>
-      <w:r>
-        <w:rPr>
-          <w:rFonts w:eastAsia="Garamond" w:cstheme="minorHAnsi"/>
-        </w:rPr>
-        <w:t>work will be assigned a score of zero.</w:t>
-      </w:r>
-      <w:r>
-        <w:rPr>
-          <w:rFonts w:eastAsia="Garamond" w:cstheme="minorHAnsi"/>
-        </w:rPr>
-        <w:t xml:space="preserve"> D</w:t>
-      </w:r>
-      <w:r>
-        <w:rPr>
-          <w:rFonts w:eastAsia="Garamond" w:cstheme="minorHAnsi"/>
-        </w:rPr>
-        <w:t>isagreements regarding a grade received on any graded material must be discussed within one week of the return of the graded material. No grade will be changed beyond this limit. If you request a regrade, the entire submission will be regarded.</w:t>
+        <w:t>Due to the pace and structure of this capstone course, late or make-up work cannot be accommodated. Late or missed assignments will receive a zero. University-excused absences apply only to attendance and in-class activities and do not automatically extend assignment deadlines; any alternative arrangements must be made before the deadline. Grade concerns must be raised within one week of the graded work being returned. Regrade requests will result in the entire submission being regraded.</w:t>
       </w:r>
     </w:p>
     <w:p>
@@ -3144,7 +3313,31 @@
         <w:rPr>
           <w:rFonts w:eastAsia="Garamond" w:cstheme="minorHAnsi"/>
         </w:rPr>
-        <w:t>Initial guidelines are in the appendix; detailed instructions will be shared in class.</w:t>
+        <w:t>Initial guidelines are in the appendix</w:t>
+      </w:r>
+      <w:r>
+        <w:rPr>
+          <w:rFonts w:eastAsia="Garamond" w:cstheme="minorHAnsi"/>
+        </w:rPr>
+        <w:t xml:space="preserve"> below</w:t>
+      </w:r>
+      <w:r>
+        <w:rPr>
+          <w:rFonts w:eastAsia="Garamond" w:cstheme="minorHAnsi"/>
+        </w:rPr>
+        <w:t xml:space="preserve">; </w:t>
+      </w:r>
+      <w:r>
+        <w:rPr>
+          <w:rFonts w:eastAsia="Garamond" w:cstheme="minorHAnsi"/>
+        </w:rPr>
+        <w:t xml:space="preserve">more </w:t>
+      </w:r>
+      <w:r>
+        <w:rPr>
+          <w:rFonts w:eastAsia="Garamond" w:cstheme="minorHAnsi"/>
+        </w:rPr>
+        <w:t>detailed instructions will be shared in class.</w:t>
       </w:r>
     </w:p>
     <w:p>
@@ -4241,16 +4434,7 @@
                 <w:sz w:val="18"/>
                 <w:szCs w:val="21"/>
               </w:rPr>
-              <w:t>T</w:t>
-            </w:r>
-            <w:r>
-              <w:rPr>
-                <w:b/>
-                <w:bCs/>
-                <w:sz w:val="18"/>
-                <w:szCs w:val="21"/>
-              </w:rPr>
-              <w:t>opics</w:t>
+              <w:t>Topics</w:t>
             </w:r>
           </w:p>
         </w:tc>
@@ -4276,43 +4460,7 @@
                 <w:sz w:val="18"/>
                 <w:szCs w:val="21"/>
               </w:rPr>
-              <w:t>Team</w:t>
-            </w:r>
-            <w:r>
-              <w:rPr>
-                <w:b/>
-                <w:bCs/>
-                <w:sz w:val="18"/>
-                <w:szCs w:val="21"/>
-              </w:rPr>
-              <w:t xml:space="preserve"> </w:t>
-            </w:r>
-            <w:r>
-              <w:rPr>
-                <w:b/>
-                <w:bCs/>
-                <w:sz w:val="18"/>
-                <w:szCs w:val="21"/>
-              </w:rPr>
-              <w:t>/</w:t>
-            </w:r>
-            <w:r>
-              <w:rPr>
-                <w:b/>
-                <w:bCs/>
-                <w:sz w:val="18"/>
-                <w:szCs w:val="21"/>
-              </w:rPr>
-              <w:t xml:space="preserve"> L</w:t>
-            </w:r>
-            <w:r>
-              <w:rPr>
-                <w:b/>
-                <w:bCs/>
-                <w:sz w:val="18"/>
-                <w:szCs w:val="21"/>
-              </w:rPr>
-              <w:t>ab activities</w:t>
+              <w:t>Team / Lab activities</w:t>
             </w:r>
           </w:p>
         </w:tc>
@@ -4338,70 +4486,7 @@
                 <w:sz w:val="18"/>
                 <w:szCs w:val="21"/>
               </w:rPr>
-              <w:t>Milestone</w:t>
-            </w:r>
-            <w:r>
-              <w:rPr>
-                <w:b/>
-                <w:bCs/>
-                <w:sz w:val="18"/>
-                <w:szCs w:val="21"/>
-              </w:rPr>
-              <w:t>s</w:t>
-            </w:r>
-            <w:r>
-              <w:rPr>
-                <w:b/>
-                <w:bCs/>
-                <w:sz w:val="18"/>
-                <w:szCs w:val="21"/>
-              </w:rPr>
-              <w:t xml:space="preserve"> </w:t>
-            </w:r>
-            <w:r>
-              <w:rPr>
-                <w:b/>
-                <w:bCs/>
-                <w:sz w:val="18"/>
-                <w:szCs w:val="21"/>
-              </w:rPr>
-              <w:t>/</w:t>
-            </w:r>
-            <w:r>
-              <w:rPr>
-                <w:b/>
-                <w:bCs/>
-                <w:sz w:val="18"/>
-                <w:szCs w:val="21"/>
-              </w:rPr>
-              <w:t xml:space="preserve"> </w:t>
-            </w:r>
-            <w:r>
-              <w:rPr>
-                <w:b/>
-                <w:bCs/>
-                <w:sz w:val="18"/>
-                <w:szCs w:val="21"/>
-              </w:rPr>
-              <w:t>D</w:t>
-            </w:r>
-            <w:r>
-              <w:rPr>
-                <w:b/>
-                <w:bCs/>
-                <w:sz w:val="18"/>
-                <w:szCs w:val="21"/>
-              </w:rPr>
-              <w:t>eliverable</w:t>
-            </w:r>
-            <w:r>
-              <w:rPr>
-                <w:b/>
-                <w:bCs/>
-                <w:sz w:val="18"/>
-                <w:szCs w:val="21"/>
-              </w:rPr>
-              <w:t>s</w:t>
+              <w:t>Milestones / Deliverables</w:t>
             </w:r>
           </w:p>
         </w:tc>
@@ -7558,681 +7643,278 @@
     </w:p>
     <w:p>
       <w:pPr>
-        <w:pStyle w:val="Heading4"/>
+        <w:pBdr>
+          <w:top w:val="nil"/>
+          <w:left w:val="nil"/>
+          <w:bottom w:val="nil"/>
+          <w:right w:val="nil"/>
+          <w:between w:val="nil"/>
+        </w:pBdr>
+      </w:pPr>
+      <w:r>
         <w:rPr>
-          <w:rFonts w:ascii="Calibri" w:eastAsiaTheme="minorHAnsi" w:hAnsi="Calibri" w:cs="Calibri"/>
-          <w:i w:val="0"/>
-          <w:iCs w:val="0"/>
-          <w:color w:val="auto"/>
-          <w:sz w:val="20"/>
-          <w:szCs w:val="20"/>
+          <w:rStyle w:val="Heading4Char"/>
         </w:rPr>
-      </w:pPr>
+        <w:t xml:space="preserve">Tips </w:t>
+      </w:r>
+      <w:r>
+        <w:t xml:space="preserve">– </w:t>
+      </w:r>
+      <w:r>
+        <w:t>(</w:t>
+      </w:r>
+      <w:proofErr w:type="spellStart"/>
+      <w:r>
+        <w:t>i</w:t>
+      </w:r>
+      <w:proofErr w:type="spellEnd"/>
+      <w:r>
+        <w:t>)</w:t>
+      </w:r>
+      <w:r>
+        <w:t xml:space="preserve"> </w:t>
+      </w:r>
       <w:r>
         <w:rPr>
-          <w:rFonts w:eastAsia="Times New Roman"/>
+          <w:u w:val="single"/>
         </w:rPr>
-        <w:t>Important Dates</w:t>
+        <w:t xml:space="preserve">Be nice. Be honest. Don't cheat. </w:t>
       </w:r>
       <w:r>
         <w:rPr>
-          <w:rFonts w:eastAsia="Times New Roman"/>
-          <w:i w:val="0"/>
-          <w:iCs w:val="0"/>
+          <w:b/>
+          <w:bCs/>
+          <w:u w:val="single"/>
         </w:rPr>
+        <w:t>Adhere to all University Policies</w:t>
+      </w:r>
+      <w:r>
+        <w:t>.</w:t>
+      </w:r>
+      <w:r>
+        <w:t xml:space="preserve"> (ii)</w:t>
+      </w:r>
+      <w:r>
         <w:t xml:space="preserve"> </w:t>
       </w:r>
       <w:r>
         <w:rPr>
-          <w:rFonts w:ascii="Calibri" w:hAnsi="Calibri" w:cs="Calibri"/>
-          <w:i w:val="0"/>
-          <w:iCs w:val="0"/>
-          <w:sz w:val="20"/>
-          <w:szCs w:val="20"/>
+          <w:u w:val="single"/>
         </w:rPr>
-        <w:t>(</w:t>
+        <w:t>You all are important to me</w:t>
+      </w:r>
+      <w:r>
+        <w:t>: include the course number in email subject so I can prioritize it. (ii</w:t>
+      </w:r>
+      <w:r>
+        <w:t>i</w:t>
+      </w:r>
+      <w:r>
+        <w:t xml:space="preserve">) </w:t>
+      </w:r>
+      <w:r>
+        <w:rPr>
+          <w:u w:val="single"/>
+        </w:rPr>
+        <w:t>Every step matter and each build on the next: stay engaged, keep up, ask questions</w:t>
+      </w:r>
+      <w:r>
+        <w:t>. (i</w:t>
+      </w:r>
+      <w:r>
+        <w:t>v</w:t>
+      </w:r>
+      <w:r>
+        <w:t xml:space="preserve">) Learning takes </w:t>
+      </w:r>
+      <w:r>
+        <w:rPr>
+          <w:u w:val="single"/>
+        </w:rPr>
+        <w:t>steady effort</w:t>
+      </w:r>
+      <w:r>
+        <w:t>:</w:t>
+      </w:r>
+      <w:r>
+        <w:t xml:space="preserve"> start early, not last-minute cramming. (v) Engineers turn data into meaningful information, practice here, get prepared. (v</w:t>
+      </w:r>
+      <w:r>
+        <w:t>i</w:t>
+      </w:r>
+      <w:r>
+        <w:t xml:space="preserve">) </w:t>
+      </w:r>
+      <w:r>
+        <w:rPr>
+          <w:u w:val="single"/>
+        </w:rPr>
+        <w:t>Clear, well-organized</w:t>
+      </w:r>
+      <w:r>
+        <w:t xml:space="preserve"> work is as important as the content itself. (vi</w:t>
+      </w:r>
+      <w:r>
+        <w:t>i</w:t>
+      </w:r>
+      <w:r>
+        <w:t xml:space="preserve">) Use others' ideas to build your own but </w:t>
+      </w:r>
+      <w:r>
+        <w:rPr>
+          <w:u w:val="single"/>
+        </w:rPr>
+        <w:t>always credit your sources</w:t>
+      </w:r>
+      <w:r>
+        <w:t>: good scholarship means giving credit where it's due. (vi</w:t>
+      </w:r>
+      <w:r>
+        <w:t>i</w:t>
+      </w:r>
+      <w:r>
+        <w:t>i) No audio or video recording without permission; it's a conduct violation otherwise.</w:t>
+      </w:r>
+    </w:p>
+    <w:p>
+      <w:pPr>
+        <w:pBdr>
+          <w:top w:val="nil"/>
+          <w:left w:val="nil"/>
+          <w:bottom w:val="nil"/>
+          <w:right w:val="nil"/>
+          <w:between w:val="nil"/>
+        </w:pBdr>
+      </w:pPr>
+    </w:p>
+    <w:p>
+      <w:pPr>
+        <w:pBdr>
+          <w:top w:val="nil"/>
+          <w:left w:val="nil"/>
+          <w:bottom w:val="nil"/>
+          <w:right w:val="nil"/>
+          <w:between w:val="nil"/>
+        </w:pBdr>
+      </w:pPr>
+      <w:r>
+        <w:rPr>
+          <w:rStyle w:val="Heading4Char"/>
+        </w:rPr>
+        <w:t xml:space="preserve">Technology Support </w:t>
+      </w:r>
+      <w:r>
+        <w:t xml:space="preserve">– </w:t>
+      </w:r>
+      <w:r>
+        <w:t xml:space="preserve">For technical support contact </w:t>
       </w:r>
       <w:hyperlink r:id="rId20" w:history="1">
         <w:r>
           <w:rPr>
             <w:rStyle w:val="Hyperlink"/>
-            <w:rFonts w:ascii="Calibri" w:eastAsiaTheme="minorHAnsi" w:hAnsi="Calibri" w:cs="Calibri"/>
-            <w:i w:val="0"/>
-            <w:iCs w:val="0"/>
-            <w:sz w:val="20"/>
-            <w:szCs w:val="20"/>
           </w:rPr>
-          <w:t>https://registrar.tamu.edu/Academic-Calendar</w:t>
+          <w:t>isen-helpdesk@tamu.edu</w:t>
         </w:r>
       </w:hyperlink>
       <w:r>
-        <w:rPr>
-          <w:rFonts w:ascii="Calibri" w:eastAsiaTheme="minorHAnsi" w:hAnsi="Calibri" w:cs="Calibri"/>
-          <w:i w:val="0"/>
-          <w:iCs w:val="0"/>
-          <w:color w:val="auto"/>
-          <w:sz w:val="20"/>
-          <w:szCs w:val="20"/>
-        </w:rPr>
-        <w:t>)</w:t>
+        <w:t>.</w:t>
       </w:r>
     </w:p>
-    <w:tbl>
-      <w:tblPr>
-        <w:tblW w:w="10080" w:type="dxa"/>
-        <w:tblLook w:val="04A0" w:firstRow="1" w:lastRow="0" w:firstColumn="1" w:lastColumn="0" w:noHBand="0" w:noVBand="1"/>
-      </w:tblPr>
-      <w:tblGrid>
-        <w:gridCol w:w="1152"/>
-        <w:gridCol w:w="4032"/>
-        <w:gridCol w:w="1152"/>
-        <w:gridCol w:w="3744"/>
-      </w:tblGrid>
-      <w:tr>
-        <w:trPr>
-          <w:trHeight w:val="20"/>
-        </w:trPr>
-        <w:tc>
-          <w:tcPr>
-            <w:tcW w:w="1152" w:type="dxa"/>
-            <w:tcMar>
-              <w:top w:w="0" w:type="dxa"/>
-              <w:left w:w="58" w:type="dxa"/>
-              <w:bottom w:w="0" w:type="dxa"/>
-              <w:right w:w="58" w:type="dxa"/>
-            </w:tcMar>
-          </w:tcPr>
-          <w:p>
-            <w:pPr>
-              <w:rPr>
-                <w:rFonts w:eastAsia="Garamond" w:cstheme="minorHAnsi"/>
-                <w:color w:val="000000"/>
-              </w:rPr>
-            </w:pPr>
-            <w:r>
-              <w:rPr>
-                <w:rFonts w:eastAsia="Garamond" w:cstheme="minorHAnsi"/>
-                <w:color w:val="000000"/>
-              </w:rPr>
-              <w:t>• Aug 2</w:t>
-            </w:r>
-            <w:r>
-              <w:rPr>
-                <w:rFonts w:eastAsia="Garamond" w:cstheme="minorHAnsi"/>
-                <w:color w:val="000000"/>
-              </w:rPr>
-              <w:t>4</w:t>
-            </w:r>
-          </w:p>
-        </w:tc>
-        <w:tc>
-          <w:tcPr>
-            <w:tcW w:w="4032" w:type="dxa"/>
-            <w:tcMar>
-              <w:top w:w="0" w:type="dxa"/>
-              <w:left w:w="58" w:type="dxa"/>
-              <w:bottom w:w="0" w:type="dxa"/>
-              <w:right w:w="58" w:type="dxa"/>
-            </w:tcMar>
-          </w:tcPr>
-          <w:p>
-            <w:pPr>
-              <w:rPr>
-                <w:rFonts w:eastAsia="Garamond" w:cstheme="minorHAnsi"/>
-                <w:color w:val="000000"/>
-              </w:rPr>
-            </w:pPr>
-            <w:r>
-              <w:rPr>
-                <w:rFonts w:eastAsia="Garamond" w:cstheme="minorHAnsi"/>
-                <w:color w:val="000000"/>
-              </w:rPr>
-              <w:t>First day of Fall semester classes</w:t>
-            </w:r>
-          </w:p>
-        </w:tc>
-        <w:tc>
-          <w:tcPr>
-            <w:tcW w:w="1152" w:type="dxa"/>
-            <w:tcMar>
-              <w:top w:w="0" w:type="dxa"/>
-              <w:left w:w="58" w:type="dxa"/>
-              <w:bottom w:w="0" w:type="dxa"/>
-              <w:right w:w="58" w:type="dxa"/>
-            </w:tcMar>
-          </w:tcPr>
-          <w:p>
-            <w:pPr>
-              <w:rPr>
-                <w:rFonts w:eastAsia="Garamond" w:cstheme="minorHAnsi"/>
-                <w:color w:val="000000"/>
-              </w:rPr>
-            </w:pPr>
-            <w:r>
-              <w:rPr>
-                <w:rFonts w:eastAsia="Garamond" w:cstheme="minorHAnsi"/>
-                <w:color w:val="000000"/>
-              </w:rPr>
-              <w:t xml:space="preserve">• </w:t>
-            </w:r>
-            <w:r>
-              <w:rPr>
-                <w:rFonts w:eastAsia="Garamond" w:cstheme="minorHAnsi"/>
-                <w:b/>
-                <w:bCs/>
-                <w:color w:val="000000"/>
-              </w:rPr>
-              <w:t>Nov 2</w:t>
-            </w:r>
-            <w:r>
-              <w:rPr>
-                <w:rFonts w:eastAsia="Garamond" w:cstheme="minorHAnsi"/>
-                <w:b/>
-                <w:bCs/>
-                <w:color w:val="000000"/>
-              </w:rPr>
-              <w:t>6</w:t>
-            </w:r>
-            <w:r>
-              <w:rPr>
-                <w:rFonts w:eastAsia="Garamond" w:cstheme="minorHAnsi"/>
-                <w:b/>
-                <w:bCs/>
-                <w:color w:val="000000"/>
-              </w:rPr>
-              <w:t>-2</w:t>
-            </w:r>
-            <w:r>
-              <w:rPr>
-                <w:rFonts w:eastAsia="Garamond" w:cstheme="minorHAnsi"/>
-                <w:b/>
-                <w:bCs/>
-                <w:color w:val="000000"/>
-              </w:rPr>
-              <w:t>7</w:t>
-            </w:r>
-          </w:p>
-        </w:tc>
-        <w:tc>
-          <w:tcPr>
-            <w:tcW w:w="3744" w:type="dxa"/>
-            <w:tcMar>
-              <w:top w:w="0" w:type="dxa"/>
-              <w:left w:w="58" w:type="dxa"/>
-              <w:bottom w:w="0" w:type="dxa"/>
-              <w:right w:w="58" w:type="dxa"/>
-            </w:tcMar>
-          </w:tcPr>
-          <w:p>
-            <w:pPr>
-              <w:rPr>
-                <w:rFonts w:eastAsia="Garamond" w:cstheme="minorHAnsi"/>
-                <w:b/>
-                <w:bCs/>
-                <w:color w:val="000000"/>
-              </w:rPr>
-            </w:pPr>
-            <w:r>
-              <w:rPr>
-                <w:rFonts w:eastAsia="Garamond" w:cstheme="minorHAnsi"/>
-                <w:b/>
-                <w:bCs/>
-                <w:color w:val="000000"/>
-              </w:rPr>
-              <w:t>Thanksgiving holiday, no classes</w:t>
-            </w:r>
-          </w:p>
-        </w:tc>
-      </w:tr>
-      <w:tr>
-        <w:trPr>
-          <w:trHeight w:val="20"/>
-        </w:trPr>
-        <w:tc>
-          <w:tcPr>
-            <w:tcW w:w="1152" w:type="dxa"/>
-            <w:tcMar>
-              <w:top w:w="0" w:type="dxa"/>
-              <w:left w:w="58" w:type="dxa"/>
-              <w:bottom w:w="0" w:type="dxa"/>
-              <w:right w:w="58" w:type="dxa"/>
-            </w:tcMar>
-          </w:tcPr>
-          <w:p>
-            <w:pPr>
-              <w:rPr>
-                <w:rFonts w:eastAsia="Garamond" w:cstheme="minorHAnsi"/>
-                <w:color w:val="000000"/>
-              </w:rPr>
-            </w:pPr>
-            <w:r>
-              <w:rPr>
-                <w:rFonts w:eastAsia="Garamond" w:cstheme="minorHAnsi"/>
-                <w:color w:val="000000"/>
-              </w:rPr>
-              <w:t>• Aug 2</w:t>
-            </w:r>
-            <w:r>
-              <w:rPr>
-                <w:rFonts w:eastAsia="Garamond" w:cstheme="minorHAnsi"/>
-                <w:color w:val="000000"/>
-              </w:rPr>
-              <w:t>8</w:t>
-            </w:r>
-          </w:p>
-        </w:tc>
-        <w:tc>
-          <w:tcPr>
-            <w:tcW w:w="4032" w:type="dxa"/>
-            <w:tcMar>
-              <w:top w:w="0" w:type="dxa"/>
-              <w:left w:w="58" w:type="dxa"/>
-              <w:bottom w:w="0" w:type="dxa"/>
-              <w:right w:w="58" w:type="dxa"/>
-            </w:tcMar>
-          </w:tcPr>
-          <w:p>
-            <w:pPr>
-              <w:rPr>
-                <w:rFonts w:eastAsia="Garamond" w:cstheme="minorHAnsi"/>
-                <w:color w:val="000000"/>
-              </w:rPr>
-            </w:pPr>
-            <w:r>
-              <w:rPr>
-                <w:rFonts w:eastAsia="Garamond" w:cstheme="minorHAnsi"/>
-                <w:color w:val="000000"/>
-              </w:rPr>
-              <w:t>Last day to add/drop courses for Fall semester</w:t>
-            </w:r>
-          </w:p>
-        </w:tc>
-        <w:tc>
-          <w:tcPr>
-            <w:tcW w:w="1152" w:type="dxa"/>
-            <w:tcMar>
-              <w:top w:w="0" w:type="dxa"/>
-              <w:left w:w="58" w:type="dxa"/>
-              <w:bottom w:w="0" w:type="dxa"/>
-              <w:right w:w="58" w:type="dxa"/>
-            </w:tcMar>
-          </w:tcPr>
-          <w:p>
-            <w:pPr>
-              <w:rPr>
-                <w:rFonts w:eastAsia="Garamond" w:cstheme="minorHAnsi"/>
-                <w:color w:val="000000"/>
-              </w:rPr>
-            </w:pPr>
-            <w:r>
-              <w:rPr>
-                <w:rFonts w:eastAsia="Garamond" w:cstheme="minorHAnsi"/>
-                <w:color w:val="000000"/>
-              </w:rPr>
-              <w:t xml:space="preserve">• Dec </w:t>
-            </w:r>
-            <w:r>
-              <w:rPr>
-                <w:rFonts w:eastAsia="Garamond" w:cstheme="minorHAnsi"/>
-                <w:color w:val="000000"/>
-              </w:rPr>
-              <w:t>3</w:t>
-            </w:r>
-          </w:p>
-        </w:tc>
-        <w:tc>
-          <w:tcPr>
-            <w:tcW w:w="3744" w:type="dxa"/>
-            <w:tcMar>
-              <w:top w:w="0" w:type="dxa"/>
-              <w:left w:w="58" w:type="dxa"/>
-              <w:bottom w:w="0" w:type="dxa"/>
-              <w:right w:w="58" w:type="dxa"/>
-            </w:tcMar>
-          </w:tcPr>
-          <w:p>
-            <w:pPr>
-              <w:rPr>
-                <w:rFonts w:eastAsia="Garamond" w:cstheme="minorHAnsi"/>
-                <w:b/>
-                <w:bCs/>
-                <w:color w:val="000000"/>
-              </w:rPr>
-            </w:pPr>
-            <w:r>
-              <w:rPr>
-                <w:rFonts w:eastAsia="Garamond" w:cstheme="minorHAnsi"/>
-                <w:color w:val="000000"/>
-              </w:rPr>
-              <w:t>Last day of Fall semester classes</w:t>
-            </w:r>
-          </w:p>
-        </w:tc>
-      </w:tr>
-      <w:tr>
-        <w:trPr>
-          <w:trHeight w:val="20"/>
-        </w:trPr>
-        <w:tc>
-          <w:tcPr>
-            <w:tcW w:w="1152" w:type="dxa"/>
-            <w:tcMar>
-              <w:top w:w="0" w:type="dxa"/>
-              <w:left w:w="58" w:type="dxa"/>
-              <w:bottom w:w="0" w:type="dxa"/>
-              <w:right w:w="58" w:type="dxa"/>
-            </w:tcMar>
-          </w:tcPr>
-          <w:p>
-            <w:pPr>
-              <w:rPr>
-                <w:rFonts w:eastAsia="Garamond" w:cstheme="minorHAnsi"/>
-                <w:color w:val="000000"/>
-              </w:rPr>
-            </w:pPr>
-            <w:r>
-              <w:rPr>
-                <w:rFonts w:eastAsia="Garamond" w:cstheme="minorHAnsi"/>
-                <w:color w:val="000000"/>
-              </w:rPr>
-              <w:t xml:space="preserve">• </w:t>
-            </w:r>
-            <w:r>
-              <w:rPr>
-                <w:rFonts w:eastAsia="Garamond" w:cstheme="minorHAnsi"/>
-                <w:b/>
-                <w:bCs/>
-                <w:color w:val="000000"/>
-              </w:rPr>
-              <w:t xml:space="preserve">Sep </w:t>
-            </w:r>
-            <w:r>
-              <w:rPr>
-                <w:rFonts w:eastAsia="Garamond" w:cstheme="minorHAnsi"/>
-                <w:b/>
-                <w:bCs/>
-                <w:color w:val="000000"/>
-              </w:rPr>
-              <w:t>7</w:t>
-            </w:r>
-          </w:p>
-        </w:tc>
-        <w:tc>
-          <w:tcPr>
-            <w:tcW w:w="4032" w:type="dxa"/>
-            <w:tcMar>
-              <w:top w:w="0" w:type="dxa"/>
-              <w:left w:w="58" w:type="dxa"/>
-              <w:bottom w:w="0" w:type="dxa"/>
-              <w:right w:w="58" w:type="dxa"/>
-            </w:tcMar>
-          </w:tcPr>
-          <w:p>
-            <w:pPr>
-              <w:rPr>
-                <w:rFonts w:eastAsia="Garamond" w:cstheme="minorHAnsi"/>
-                <w:b/>
-                <w:bCs/>
-                <w:color w:val="000000"/>
-              </w:rPr>
-            </w:pPr>
-            <w:r>
-              <w:rPr>
-                <w:rFonts w:eastAsia="Garamond" w:cstheme="minorHAnsi"/>
-                <w:b/>
-                <w:bCs/>
-                <w:color w:val="000000"/>
-              </w:rPr>
-              <w:t xml:space="preserve">Labor </w:t>
-            </w:r>
-            <w:r>
-              <w:rPr>
-                <w:rFonts w:eastAsia="Garamond" w:cstheme="minorHAnsi"/>
-                <w:b/>
-                <w:bCs/>
-                <w:color w:val="000000"/>
-              </w:rPr>
-              <w:t>d</w:t>
-            </w:r>
-            <w:r>
-              <w:rPr>
-                <w:rFonts w:eastAsia="Garamond" w:cstheme="minorHAnsi"/>
-                <w:b/>
-                <w:bCs/>
-                <w:color w:val="000000"/>
-              </w:rPr>
-              <w:t>ay, no classes</w:t>
-            </w:r>
-          </w:p>
-        </w:tc>
-        <w:tc>
-          <w:tcPr>
-            <w:tcW w:w="1152" w:type="dxa"/>
-            <w:tcMar>
-              <w:top w:w="0" w:type="dxa"/>
-              <w:left w:w="58" w:type="dxa"/>
-              <w:bottom w:w="0" w:type="dxa"/>
-              <w:right w:w="58" w:type="dxa"/>
-            </w:tcMar>
-          </w:tcPr>
-          <w:p>
-            <w:pPr>
-              <w:rPr>
-                <w:rFonts w:eastAsia="Garamond" w:cstheme="minorHAnsi"/>
-                <w:color w:val="000000"/>
-              </w:rPr>
-            </w:pPr>
-            <w:r>
-              <w:rPr>
-                <w:rFonts w:eastAsia="Garamond" w:cstheme="minorHAnsi"/>
-                <w:color w:val="000000"/>
-              </w:rPr>
-              <w:t xml:space="preserve">• </w:t>
-            </w:r>
-            <w:r>
-              <w:rPr>
-                <w:rFonts w:eastAsia="Garamond" w:cstheme="minorHAnsi"/>
-                <w:b/>
-                <w:bCs/>
-                <w:color w:val="000000"/>
-              </w:rPr>
-              <w:t xml:space="preserve">Dec </w:t>
-            </w:r>
-            <w:r>
-              <w:rPr>
-                <w:rFonts w:eastAsia="Garamond" w:cstheme="minorHAnsi"/>
-                <w:b/>
-                <w:bCs/>
-                <w:color w:val="000000"/>
-              </w:rPr>
-              <w:t>4</w:t>
-            </w:r>
-          </w:p>
-        </w:tc>
-        <w:tc>
-          <w:tcPr>
-            <w:tcW w:w="3744" w:type="dxa"/>
-            <w:tcMar>
-              <w:top w:w="0" w:type="dxa"/>
-              <w:left w:w="58" w:type="dxa"/>
-              <w:bottom w:w="0" w:type="dxa"/>
-              <w:right w:w="58" w:type="dxa"/>
-            </w:tcMar>
-          </w:tcPr>
-          <w:p>
-            <w:pPr>
-              <w:rPr>
-                <w:rFonts w:eastAsia="Garamond" w:cstheme="minorHAnsi"/>
-                <w:color w:val="000000"/>
-              </w:rPr>
-            </w:pPr>
-            <w:r>
-              <w:rPr>
-                <w:rFonts w:eastAsia="Garamond" w:cstheme="minorHAnsi"/>
-                <w:b/>
-                <w:bCs/>
-                <w:color w:val="000000"/>
-              </w:rPr>
-              <w:t>Reading day, no classes</w:t>
-            </w:r>
-          </w:p>
-        </w:tc>
-      </w:tr>
-      <w:tr>
-        <w:trPr>
-          <w:trHeight w:val="20"/>
-        </w:trPr>
-        <w:tc>
-          <w:tcPr>
-            <w:tcW w:w="1152" w:type="dxa"/>
-            <w:tcMar>
-              <w:top w:w="0" w:type="dxa"/>
-              <w:left w:w="58" w:type="dxa"/>
-              <w:bottom w:w="0" w:type="dxa"/>
-              <w:right w:w="58" w:type="dxa"/>
-            </w:tcMar>
-          </w:tcPr>
-          <w:p>
-            <w:pPr>
-              <w:rPr>
-                <w:rFonts w:eastAsia="Garamond" w:cstheme="minorHAnsi"/>
-                <w:color w:val="000000"/>
-              </w:rPr>
-            </w:pPr>
-            <w:r>
-              <w:rPr>
-                <w:rFonts w:eastAsia="Garamond" w:cstheme="minorHAnsi"/>
-                <w:color w:val="000000"/>
-              </w:rPr>
-              <w:t xml:space="preserve">• </w:t>
-            </w:r>
-            <w:r>
-              <w:rPr>
-                <w:rFonts w:eastAsia="Garamond" w:cstheme="minorHAnsi"/>
-                <w:b/>
-                <w:bCs/>
-                <w:color w:val="000000"/>
-              </w:rPr>
-              <w:t>Nov 2</w:t>
-            </w:r>
-            <w:r>
-              <w:rPr>
-                <w:rFonts w:eastAsia="Garamond" w:cstheme="minorHAnsi"/>
-                <w:b/>
-                <w:bCs/>
-                <w:color w:val="000000"/>
-              </w:rPr>
-              <w:t>5</w:t>
-            </w:r>
-          </w:p>
-        </w:tc>
-        <w:tc>
-          <w:tcPr>
-            <w:tcW w:w="4032" w:type="dxa"/>
-            <w:tcMar>
-              <w:top w:w="0" w:type="dxa"/>
-              <w:left w:w="58" w:type="dxa"/>
-              <w:bottom w:w="0" w:type="dxa"/>
-              <w:right w:w="58" w:type="dxa"/>
-            </w:tcMar>
-          </w:tcPr>
-          <w:p>
-            <w:pPr>
-              <w:rPr>
-                <w:rFonts w:eastAsia="Garamond" w:cstheme="minorHAnsi"/>
-                <w:b/>
-                <w:bCs/>
-                <w:color w:val="000000"/>
-              </w:rPr>
-            </w:pPr>
-            <w:r>
-              <w:rPr>
-                <w:rFonts w:eastAsia="Garamond" w:cstheme="minorHAnsi"/>
-                <w:b/>
-                <w:bCs/>
-                <w:color w:val="000000"/>
-              </w:rPr>
-              <w:t>Reading day, no classes</w:t>
-            </w:r>
-          </w:p>
-        </w:tc>
-        <w:tc>
-          <w:tcPr>
-            <w:tcW w:w="1152" w:type="dxa"/>
-            <w:tcMar>
-              <w:top w:w="0" w:type="dxa"/>
-              <w:left w:w="58" w:type="dxa"/>
-              <w:bottom w:w="0" w:type="dxa"/>
-              <w:right w:w="58" w:type="dxa"/>
-            </w:tcMar>
-          </w:tcPr>
-          <w:p>
-            <w:pPr>
-              <w:rPr>
-                <w:rFonts w:eastAsia="Garamond" w:cstheme="minorHAnsi"/>
-                <w:color w:val="000000"/>
-              </w:rPr>
-            </w:pPr>
-            <w:r>
-              <w:rPr>
-                <w:rFonts w:eastAsia="Garamond" w:cstheme="minorHAnsi"/>
-                <w:color w:val="000000"/>
-              </w:rPr>
-              <w:t xml:space="preserve">• Dec </w:t>
-            </w:r>
-            <w:r>
-              <w:rPr>
-                <w:rFonts w:eastAsia="Garamond" w:cstheme="minorHAnsi"/>
-                <w:color w:val="000000"/>
-              </w:rPr>
-              <w:t>7</w:t>
-            </w:r>
-            <w:r>
-              <w:rPr>
-                <w:rFonts w:eastAsia="Garamond" w:cstheme="minorHAnsi"/>
-                <w:color w:val="000000"/>
-              </w:rPr>
-              <w:t>-1</w:t>
-            </w:r>
-            <w:r>
-              <w:rPr>
-                <w:rFonts w:eastAsia="Garamond" w:cstheme="minorHAnsi"/>
-                <w:color w:val="000000"/>
-              </w:rPr>
-              <w:t>0</w:t>
-            </w:r>
-          </w:p>
-        </w:tc>
-        <w:tc>
-          <w:tcPr>
-            <w:tcW w:w="3744" w:type="dxa"/>
-            <w:tcMar>
-              <w:top w:w="0" w:type="dxa"/>
-              <w:left w:w="58" w:type="dxa"/>
-              <w:bottom w:w="0" w:type="dxa"/>
-              <w:right w:w="58" w:type="dxa"/>
-            </w:tcMar>
-          </w:tcPr>
-          <w:p>
-            <w:pPr>
-              <w:rPr>
-                <w:rFonts w:eastAsia="Garamond" w:cstheme="minorHAnsi"/>
-                <w:b/>
-                <w:bCs/>
-                <w:color w:val="000000"/>
-              </w:rPr>
-            </w:pPr>
-            <w:r>
-              <w:rPr>
-                <w:rFonts w:eastAsia="Garamond" w:cstheme="minorHAnsi"/>
-                <w:color w:val="000000"/>
-              </w:rPr>
-              <w:t>Final exams</w:t>
-            </w:r>
-          </w:p>
-        </w:tc>
-      </w:tr>
-    </w:tbl>
+    <w:p>
+      <w:pPr>
+        <w:pBdr>
+          <w:top w:val="nil"/>
+          <w:left w:val="nil"/>
+          <w:bottom w:val="nil"/>
+          <w:right w:val="nil"/>
+          <w:between w:val="nil"/>
+        </w:pBdr>
+      </w:pPr>
+    </w:p>
+    <w:p>
+      <w:pPr>
+        <w:pStyle w:val="Heading4"/>
+      </w:pPr>
+      <w:r>
+        <w:t>AI Statement</w:t>
+      </w:r>
+    </w:p>
+    <w:p>
+      <w:pPr>
+        <w:pBdr>
+          <w:top w:val="nil"/>
+          <w:left w:val="nil"/>
+          <w:bottom w:val="nil"/>
+          <w:right w:val="nil"/>
+          <w:between w:val="nil"/>
+        </w:pBdr>
+      </w:pPr>
+      <w:r>
+        <w:t>Students are permitted to use artificial intelligence tools as part of their work in this course. AI should be treated like any other academic or professional tool: it may assist with brainstorming, organization, research, revision, or problem-solving, but the student remains responsible for the final work submitted.</w:t>
+      </w:r>
+    </w:p>
+    <w:p>
+      <w:pPr>
+        <w:pBdr>
+          <w:top w:val="nil"/>
+          <w:left w:val="nil"/>
+          <w:bottom w:val="nil"/>
+          <w:right w:val="nil"/>
+          <w:between w:val="nil"/>
+        </w:pBdr>
+      </w:pPr>
+    </w:p>
+    <w:p>
+      <w:pPr>
+        <w:pBdr>
+          <w:top w:val="nil"/>
+          <w:left w:val="nil"/>
+          <w:bottom w:val="nil"/>
+          <w:right w:val="nil"/>
+          <w:between w:val="nil"/>
+        </w:pBdr>
+      </w:pPr>
+      <w:r>
+        <w:t>Students are responsible for verifying the accuracy, quality, and appropriateness of any information produced with AI. Submitting inaccurate, fabricated, or misleading information generated by an AI tool does not excuse the student from responsibility for the work.</w:t>
+      </w:r>
+    </w:p>
+    <w:p>
+      <w:pPr>
+        <w:pBdr>
+          <w:top w:val="nil"/>
+          <w:left w:val="nil"/>
+          <w:bottom w:val="nil"/>
+          <w:right w:val="nil"/>
+          <w:between w:val="nil"/>
+        </w:pBdr>
+      </w:pPr>
+    </w:p>
+    <w:p>
+      <w:pPr>
+        <w:pBdr>
+          <w:top w:val="nil"/>
+          <w:left w:val="nil"/>
+          <w:bottom w:val="nil"/>
+          <w:right w:val="nil"/>
+          <w:between w:val="nil"/>
+        </w:pBdr>
+      </w:pPr>
+      <w:r>
+        <w:t>Any ideas, information, quotations, images, or other material drawn from outside sources must be properly cited according to the citation style required for the assignment. When AI has contributed substantially to an assignment, students should also acknowledge or cite their use of the AI tool when appropriate.</w:t>
+      </w:r>
+    </w:p>
+    <w:p>
+      <w:pPr>
+        <w:pBdr>
+          <w:top w:val="nil"/>
+          <w:left w:val="nil"/>
+          <w:bottom w:val="nil"/>
+          <w:right w:val="nil"/>
+          <w:between w:val="nil"/>
+        </w:pBdr>
+      </w:pPr>
+    </w:p>
     <w:p>
       <w:pPr>
         <w:pBdr>
@@ -8243,189 +7925,30 @@
           <w:between w:val="nil"/>
         </w:pBdr>
         <w:rPr>
-          <w:rFonts w:eastAsia="Garamond" w:cstheme="minorHAnsi"/>
-          <w:color w:val="000000"/>
+          <w:b/>
+          <w:bCs/>
         </w:rPr>
       </w:pPr>
-    </w:p>
-    <w:p>
-      <w:pPr>
-        <w:pBdr>
-          <w:top w:val="nil"/>
-          <w:left w:val="nil"/>
-          <w:bottom w:val="nil"/>
-          <w:right w:val="nil"/>
-          <w:between w:val="nil"/>
-        </w:pBdr>
-      </w:pPr>
-      <w:r>
-        <w:rPr>
-          <w:rStyle w:val="Heading4Char"/>
-        </w:rPr>
-        <w:t xml:space="preserve">Tips </w:t>
-      </w:r>
-      <w:r>
-        <w:t xml:space="preserve">– </w:t>
-      </w:r>
-      <w:r>
-        <w:t>(</w:t>
-      </w:r>
-      <w:proofErr w:type="spellStart"/>
-      <w:r>
-        <w:t>i</w:t>
-      </w:r>
-      <w:proofErr w:type="spellEnd"/>
-      <w:r>
-        <w:t>)</w:t>
-      </w:r>
-      <w:r>
-        <w:t xml:space="preserve"> </w:t>
-      </w:r>
-      <w:r>
-        <w:rPr>
-          <w:u w:val="single"/>
-        </w:rPr>
-        <w:t xml:space="preserve">Be nice. Be honest. Don't cheat. </w:t>
-      </w:r>
       <w:r>
         <w:rPr>
           <w:b/>
           <w:bCs/>
-          <w:u w:val="single"/>
         </w:rPr>
-        <w:t>Adhere to all University Policies</w:t>
-      </w:r>
-      <w:r>
-        <w:t>.</w:t>
-      </w:r>
-      <w:r>
-        <w:t xml:space="preserve"> (ii)</w:t>
-      </w:r>
-      <w:r>
+        <w:t>AI should support your learning—not replace your own thinking, judgment, or understanding. Students may be asked to explain, discuss, or demonstrate the reasoning behind work they submit.</w:t>
+      </w:r>
+      <w:r>
+        <w:rPr>
+          <w:b/>
+          <w:bCs/>
+        </w:rPr>
         <w:t xml:space="preserve"> </w:t>
       </w:r>
       <w:r>
         <w:rPr>
-          <w:u w:val="single"/>
+          <w:b/>
+          <w:bCs/>
         </w:rPr>
-        <w:t>You all are important to me</w:t>
-      </w:r>
-      <w:r>
-        <w:t>: include the course number in email subject so I can prioritize it. (ii</w:t>
-      </w:r>
-      <w:r>
-        <w:t>i</w:t>
-      </w:r>
-      <w:r>
-        <w:t xml:space="preserve">) </w:t>
-      </w:r>
-      <w:r>
-        <w:rPr>
-          <w:u w:val="single"/>
-        </w:rPr>
-        <w:t>Every step matter and each build on the next: stay engaged, keep up, ask questions</w:t>
-      </w:r>
-      <w:r>
-        <w:t>. (i</w:t>
-      </w:r>
-      <w:r>
-        <w:t>v</w:t>
-      </w:r>
-      <w:r>
-        <w:t xml:space="preserve">) Learning takes </w:t>
-      </w:r>
-      <w:r>
-        <w:rPr>
-          <w:u w:val="single"/>
-        </w:rPr>
-        <w:t>steady effort</w:t>
-      </w:r>
-      <w:r>
-        <w:t>:</w:t>
-      </w:r>
-      <w:r>
-        <w:t xml:space="preserve"> start early, not last-minute cramming. (v) Engineers turn data into meaningful information, practice here, get prepared. (v</w:t>
-      </w:r>
-      <w:r>
-        <w:t>i</w:t>
-      </w:r>
-      <w:r>
-        <w:t xml:space="preserve">) </w:t>
-      </w:r>
-      <w:r>
-        <w:rPr>
-          <w:u w:val="single"/>
-        </w:rPr>
-        <w:t>Clear, well-organized</w:t>
-      </w:r>
-      <w:r>
-        <w:t xml:space="preserve"> work is as important as the content itself. (vi</w:t>
-      </w:r>
-      <w:r>
-        <w:t>i</w:t>
-      </w:r>
-      <w:r>
-        <w:t xml:space="preserve">) Use others' ideas to build your own but </w:t>
-      </w:r>
-      <w:r>
-        <w:rPr>
-          <w:u w:val="single"/>
-        </w:rPr>
-        <w:t>always credit your sources</w:t>
-      </w:r>
-      <w:r>
-        <w:t>: good scholarship means giving credit where it's due. (vi</w:t>
-      </w:r>
-      <w:r>
-        <w:t>i</w:t>
-      </w:r>
-      <w:r>
-        <w:t>i) No audio or video recording without permission; it's a conduct violation otherwise.</w:t>
-      </w:r>
-    </w:p>
-    <w:p>
-      <w:pPr>
-        <w:pBdr>
-          <w:top w:val="nil"/>
-          <w:left w:val="nil"/>
-          <w:bottom w:val="nil"/>
-          <w:right w:val="nil"/>
-          <w:between w:val="nil"/>
-        </w:pBdr>
-      </w:pPr>
-    </w:p>
-    <w:p>
-      <w:pPr>
-        <w:pBdr>
-          <w:top w:val="nil"/>
-          <w:left w:val="nil"/>
-          <w:bottom w:val="nil"/>
-          <w:right w:val="nil"/>
-          <w:between w:val="nil"/>
-        </w:pBdr>
-      </w:pPr>
-      <w:r>
-        <w:rPr>
-          <w:rStyle w:val="Heading4Char"/>
-        </w:rPr>
-        <w:t xml:space="preserve">Technology Support </w:t>
-      </w:r>
-      <w:r>
-        <w:t xml:space="preserve">– </w:t>
-      </w:r>
-      <w:r>
-        <w:t xml:space="preserve">For technical support contact </w:t>
-      </w:r>
-      <w:hyperlink r:id="rId21" w:history="1">
-        <w:r>
-          <w:rPr>
-            <w:rStyle w:val="Hyperlink"/>
-          </w:rPr>
-          <w:t>isen-helpdesk@tamu.edu</w:t>
-        </w:r>
-      </w:hyperlink>
-      <w:r>
-        <w:t>.</w:t>
+        <w:t>Use AI in a way you can feel confident about and openly acknowledge. If you would be uncomfortable explaining how you used AI, reconsider whether that use is appropriate for the assignment.</w:t>
       </w:r>
     </w:p>
     <w:p/>
@@ -8529,7 +8052,7 @@
       <w:r>
         <w:t xml:space="preserve"> Here "reinventing the wheel" is not busy work but a deliberate method for gaining insights, building confidence, and preparing for real-world innovation. Drawing inspiration from </w:t>
       </w:r>
-      <w:hyperlink r:id="rId22" w:history="1">
+      <w:hyperlink r:id="rId21" w:history="1">
         <w:r>
           <w:rPr>
             <w:rStyle w:val="Hyperlink"/>
@@ -8652,7 +8175,7 @@
                     <pic:cNvPicPr/>
                   </pic:nvPicPr>
                   <pic:blipFill>
-                    <a:blip r:embed="rId23" cstate="print">
+                    <a:blip r:embed="rId22" cstate="print">
                       <a:extLst>
                         <a:ext uri="{28A0092B-C50C-407E-A947-70E740481C1C}">
                           <a14:useLocalDpi xmlns:a14="http://schemas.microsoft.com/office/drawing/2010/main" val="0"/>
@@ -8830,7 +8353,7 @@
                     <pic:cNvPicPr/>
                   </pic:nvPicPr>
                   <pic:blipFill>
-                    <a:blip r:embed="rId24" cstate="print">
+                    <a:blip r:embed="rId23" cstate="print">
                       <a:extLst>
                         <a:ext uri="{28A0092B-C50C-407E-A947-70E740481C1C}">
                           <a14:useLocalDpi xmlns:a14="http://schemas.microsoft.com/office/drawing/2010/main" val="0"/>
@@ -9542,8 +9065,8 @@
       </w:pPr>
     </w:p>
     <w:sectPr>
-      <w:headerReference w:type="default" r:id="rId25"/>
-      <w:footerReference w:type="default" r:id="rId26"/>
+      <w:headerReference w:type="default" r:id="rId24"/>
+      <w:footerReference w:type="default" r:id="rId25"/>
       <w:type w:val="continuous"/>
       <w:pgSz w:w="12240" w:h="15840"/>
       <w:pgMar w:top="1008" w:right="1080" w:bottom="864" w:left="1080" w:header="576" w:footer="576" w:gutter="0"/>
@@ -12720,6 +12243,119 @@
     </w:lvl>
   </w:abstractNum>
   <w:abstractNum w:abstractNumId="18" w15:restartNumberingAfterBreak="0">
+    <w:nsid w:val="2D460043"/>
+    <w:multiLevelType w:val="hybridMultilevel"/>
+    <w:tmpl w:val="8EC6B4CA"/>
+    <w:lvl w:ilvl="0" w:tplc="04090001">
+      <w:start w:val="1"/>
+      <w:numFmt w:val="bullet"/>
+      <w:lvlText w:val=""/>
+      <w:lvlJc w:val="left"/>
+      <w:pPr>
+        <w:ind w:left="720" w:hanging="360"/>
+      </w:pPr>
+      <w:rPr>
+        <w:rFonts w:ascii="Symbol" w:hAnsi="Symbol" w:hint="default"/>
+      </w:rPr>
+    </w:lvl>
+    <w:lvl w:ilvl="1" w:tplc="04090003" w:tentative="1">
+      <w:start w:val="1"/>
+      <w:numFmt w:val="bullet"/>
+      <w:lvlText w:val="o"/>
+      <w:lvlJc w:val="left"/>
+      <w:pPr>
+        <w:ind w:left="1440" w:hanging="360"/>
+      </w:pPr>
+      <w:rPr>
+        <w:rFonts w:ascii="Courier New" w:hAnsi="Courier New" w:cs="Courier New" w:hint="default"/>
+      </w:rPr>
+    </w:lvl>
+    <w:lvl w:ilvl="2" w:tplc="04090005" w:tentative="1">
+      <w:start w:val="1"/>
+      <w:numFmt w:val="bullet"/>
+      <w:lvlText w:val=""/>
+      <w:lvlJc w:val="left"/>
+      <w:pPr>
+        <w:ind w:left="2160" w:hanging="360"/>
+      </w:pPr>
+      <w:rPr>
+        <w:rFonts w:ascii="Wingdings" w:hAnsi="Wingdings" w:hint="default"/>
+      </w:rPr>
+    </w:lvl>
+    <w:lvl w:ilvl="3" w:tplc="04090001" w:tentative="1">
+      <w:start w:val="1"/>
+      <w:numFmt w:val="bullet"/>
+      <w:lvlText w:val=""/>
+      <w:lvlJc w:val="left"/>
+      <w:pPr>
+        <w:ind w:left="2880" w:hanging="360"/>
+      </w:pPr>
+      <w:rPr>
+        <w:rFonts w:ascii="Symbol" w:hAnsi="Symbol" w:hint="default"/>
+      </w:rPr>
+    </w:lvl>
+    <w:lvl w:ilvl="4" w:tplc="04090003" w:tentative="1">
+      <w:start w:val="1"/>
+      <w:numFmt w:val="bullet"/>
+      <w:lvlText w:val="o"/>
+      <w:lvlJc w:val="left"/>
+      <w:pPr>
+        <w:ind w:left="3600" w:hanging="360"/>
+      </w:pPr>
+      <w:rPr>
+        <w:rFonts w:ascii="Courier New" w:hAnsi="Courier New" w:cs="Courier New" w:hint="default"/>
+      </w:rPr>
+    </w:lvl>
+    <w:lvl w:ilvl="5" w:tplc="04090005" w:tentative="1">
+      <w:start w:val="1"/>
+      <w:numFmt w:val="bullet"/>
+      <w:lvlText w:val=""/>
+      <w:lvlJc w:val="left"/>
+      <w:pPr>
+        <w:ind w:left="4320" w:hanging="360"/>
+      </w:pPr>
+      <w:rPr>
+        <w:rFonts w:ascii="Wingdings" w:hAnsi="Wingdings" w:hint="default"/>
+      </w:rPr>
+    </w:lvl>
+    <w:lvl w:ilvl="6" w:tplc="04090001" w:tentative="1">
+      <w:start w:val="1"/>
+      <w:numFmt w:val="bullet"/>
+      <w:lvlText w:val=""/>
+      <w:lvlJc w:val="left"/>
+      <w:pPr>
+        <w:ind w:left="5040" w:hanging="360"/>
+      </w:pPr>
+      <w:rPr>
+        <w:rFonts w:ascii="Symbol" w:hAnsi="Symbol" w:hint="default"/>
+      </w:rPr>
+    </w:lvl>
+    <w:lvl w:ilvl="7" w:tplc="04090003" w:tentative="1">
+      <w:start w:val="1"/>
+      <w:numFmt w:val="bullet"/>
+      <w:lvlText w:val="o"/>
+      <w:lvlJc w:val="left"/>
+      <w:pPr>
+        <w:ind w:left="5760" w:hanging="360"/>
+      </w:pPr>
+      <w:rPr>
+        <w:rFonts w:ascii="Courier New" w:hAnsi="Courier New" w:cs="Courier New" w:hint="default"/>
+      </w:rPr>
+    </w:lvl>
+    <w:lvl w:ilvl="8" w:tplc="04090005" w:tentative="1">
+      <w:start w:val="1"/>
+      <w:numFmt w:val="bullet"/>
+      <w:lvlText w:val=""/>
+      <w:lvlJc w:val="left"/>
+      <w:pPr>
+        <w:ind w:left="6480" w:hanging="360"/>
+      </w:pPr>
+      <w:rPr>
+        <w:rFonts w:ascii="Wingdings" w:hAnsi="Wingdings" w:hint="default"/>
+      </w:rPr>
+    </w:lvl>
+  </w:abstractNum>
+  <w:abstractNum w:abstractNumId="19" w15:restartNumberingAfterBreak="0">
     <w:nsid w:val="2EF11D67"/>
     <w:multiLevelType w:val="multilevel"/>
     <w:tmpl w:val="764A8558"/>
@@ -12868,7 +12504,7 @@
       </w:rPr>
     </w:lvl>
   </w:abstractNum>
-  <w:abstractNum w:abstractNumId="19" w15:restartNumberingAfterBreak="0">
+  <w:abstractNum w:abstractNumId="20" w15:restartNumberingAfterBreak="0">
     <w:nsid w:val="35315CB4"/>
     <w:multiLevelType w:val="multilevel"/>
     <w:tmpl w:val="52947FA4"/>
@@ -13017,7 +12653,7 @@
       </w:rPr>
     </w:lvl>
   </w:abstractNum>
-  <w:abstractNum w:abstractNumId="20" w15:restartNumberingAfterBreak="0">
+  <w:abstractNum w:abstractNumId="21" w15:restartNumberingAfterBreak="0">
     <w:nsid w:val="3785279B"/>
     <w:multiLevelType w:val="multilevel"/>
     <w:tmpl w:val="38627018"/>
@@ -13166,7 +12802,7 @@
       </w:rPr>
     </w:lvl>
   </w:abstractNum>
-  <w:abstractNum w:abstractNumId="21" w15:restartNumberingAfterBreak="0">
+  <w:abstractNum w:abstractNumId="22" w15:restartNumberingAfterBreak="0">
     <w:nsid w:val="38F544C4"/>
     <w:multiLevelType w:val="multilevel"/>
     <w:tmpl w:val="CFFC7BFA"/>
@@ -13315,7 +12951,7 @@
       </w:rPr>
     </w:lvl>
   </w:abstractNum>
-  <w:abstractNum w:abstractNumId="22" w15:restartNumberingAfterBreak="0">
+  <w:abstractNum w:abstractNumId="23" w15:restartNumberingAfterBreak="0">
     <w:nsid w:val="3D093124"/>
     <w:multiLevelType w:val="multilevel"/>
     <w:tmpl w:val="F99C8032"/>
@@ -13464,7 +13100,7 @@
       </w:rPr>
     </w:lvl>
   </w:abstractNum>
-  <w:abstractNum w:abstractNumId="23" w15:restartNumberingAfterBreak="0">
+  <w:abstractNum w:abstractNumId="24" w15:restartNumberingAfterBreak="0">
     <w:nsid w:val="40FB165E"/>
     <w:multiLevelType w:val="hybridMultilevel"/>
     <w:tmpl w:val="4C5828F0"/>
@@ -13581,7 +13217,7 @@
       </w:rPr>
     </w:lvl>
   </w:abstractNum>
-  <w:abstractNum w:abstractNumId="24" w15:restartNumberingAfterBreak="0">
+  <w:abstractNum w:abstractNumId="25" w15:restartNumberingAfterBreak="0">
     <w:nsid w:val="412A2A2A"/>
     <w:multiLevelType w:val="hybridMultilevel"/>
     <w:tmpl w:val="69F69D84"/>
@@ -13667,7 +13303,7 @@
       </w:pPr>
     </w:lvl>
   </w:abstractNum>
-  <w:abstractNum w:abstractNumId="25" w15:restartNumberingAfterBreak="0">
+  <w:abstractNum w:abstractNumId="26" w15:restartNumberingAfterBreak="0">
     <w:nsid w:val="44C50CC2"/>
     <w:multiLevelType w:val="hybridMultilevel"/>
     <w:tmpl w:val="1F742E08"/>
@@ -13753,7 +13389,7 @@
       </w:pPr>
     </w:lvl>
   </w:abstractNum>
-  <w:abstractNum w:abstractNumId="26" w15:restartNumberingAfterBreak="0">
+  <w:abstractNum w:abstractNumId="27" w15:restartNumberingAfterBreak="0">
     <w:nsid w:val="4C676338"/>
     <w:multiLevelType w:val="multilevel"/>
     <w:tmpl w:val="35985504"/>
@@ -13902,7 +13538,7 @@
       </w:rPr>
     </w:lvl>
   </w:abstractNum>
-  <w:abstractNum w:abstractNumId="27" w15:restartNumberingAfterBreak="0">
+  <w:abstractNum w:abstractNumId="28" w15:restartNumberingAfterBreak="0">
     <w:nsid w:val="4DE212C9"/>
     <w:multiLevelType w:val="multilevel"/>
     <w:tmpl w:val="A2A4EAC6"/>
@@ -14051,7 +13687,7 @@
       </w:rPr>
     </w:lvl>
   </w:abstractNum>
-  <w:abstractNum w:abstractNumId="28" w15:restartNumberingAfterBreak="0">
+  <w:abstractNum w:abstractNumId="29" w15:restartNumberingAfterBreak="0">
     <w:nsid w:val="4DF572BE"/>
     <w:multiLevelType w:val="multilevel"/>
     <w:tmpl w:val="436C0ABE"/>
@@ -14200,7 +13836,7 @@
       </w:rPr>
     </w:lvl>
   </w:abstractNum>
-  <w:abstractNum w:abstractNumId="29" w15:restartNumberingAfterBreak="0">
+  <w:abstractNum w:abstractNumId="30" w15:restartNumberingAfterBreak="0">
     <w:nsid w:val="4EC51EAA"/>
     <w:multiLevelType w:val="hybridMultilevel"/>
     <w:tmpl w:val="1BD41E72"/>
@@ -14313,7 +13949,7 @@
       </w:rPr>
     </w:lvl>
   </w:abstractNum>
-  <w:abstractNum w:abstractNumId="30" w15:restartNumberingAfterBreak="0">
+  <w:abstractNum w:abstractNumId="31" w15:restartNumberingAfterBreak="0">
     <w:nsid w:val="4ED2262A"/>
     <w:multiLevelType w:val="multilevel"/>
     <w:tmpl w:val="A8A09446"/>
@@ -14462,7 +14098,7 @@
       </w:rPr>
     </w:lvl>
   </w:abstractNum>
-  <w:abstractNum w:abstractNumId="31" w15:restartNumberingAfterBreak="0">
+  <w:abstractNum w:abstractNumId="32" w15:restartNumberingAfterBreak="0">
     <w:nsid w:val="51974764"/>
     <w:multiLevelType w:val="multilevel"/>
     <w:tmpl w:val="03F06C7E"/>
@@ -14611,7 +14247,7 @@
       </w:rPr>
     </w:lvl>
   </w:abstractNum>
-  <w:abstractNum w:abstractNumId="32" w15:restartNumberingAfterBreak="0">
+  <w:abstractNum w:abstractNumId="33" w15:restartNumberingAfterBreak="0">
     <w:nsid w:val="54911176"/>
     <w:multiLevelType w:val="hybridMultilevel"/>
     <w:tmpl w:val="00BEB3D4"/>
@@ -14724,7 +14360,7 @@
       </w:rPr>
     </w:lvl>
   </w:abstractNum>
-  <w:abstractNum w:abstractNumId="33" w15:restartNumberingAfterBreak="0">
+  <w:abstractNum w:abstractNumId="34" w15:restartNumberingAfterBreak="0">
     <w:nsid w:val="55D92840"/>
     <w:multiLevelType w:val="multilevel"/>
     <w:tmpl w:val="9072075A"/>
@@ -14873,7 +14509,7 @@
       </w:rPr>
     </w:lvl>
   </w:abstractNum>
-  <w:abstractNum w:abstractNumId="34" w15:restartNumberingAfterBreak="0">
+  <w:abstractNum w:abstractNumId="35" w15:restartNumberingAfterBreak="0">
     <w:nsid w:val="579400F5"/>
     <w:multiLevelType w:val="hybridMultilevel"/>
     <w:tmpl w:val="C972C8CC"/>
@@ -14985,7 +14621,7 @@
       </w:rPr>
     </w:lvl>
   </w:abstractNum>
-  <w:abstractNum w:abstractNumId="35" w15:restartNumberingAfterBreak="0">
+  <w:abstractNum w:abstractNumId="36" w15:restartNumberingAfterBreak="0">
     <w:nsid w:val="593B7EC9"/>
     <w:multiLevelType w:val="multilevel"/>
     <w:tmpl w:val="6F20BA68"/>
@@ -15134,7 +14770,7 @@
       </w:rPr>
     </w:lvl>
   </w:abstractNum>
-  <w:abstractNum w:abstractNumId="36" w15:restartNumberingAfterBreak="0">
+  <w:abstractNum w:abstractNumId="37" w15:restartNumberingAfterBreak="0">
     <w:nsid w:val="5A4D069C"/>
     <w:multiLevelType w:val="multilevel"/>
     <w:tmpl w:val="97A03B7E"/>
@@ -15283,7 +14919,7 @@
       </w:rPr>
     </w:lvl>
   </w:abstractNum>
-  <w:abstractNum w:abstractNumId="37" w15:restartNumberingAfterBreak="0">
+  <w:abstractNum w:abstractNumId="38" w15:restartNumberingAfterBreak="0">
     <w:nsid w:val="5C323F63"/>
     <w:multiLevelType w:val="multilevel"/>
     <w:tmpl w:val="1332E298"/>
@@ -15432,7 +15068,7 @@
       </w:rPr>
     </w:lvl>
   </w:abstractNum>
-  <w:abstractNum w:abstractNumId="38" w15:restartNumberingAfterBreak="0">
+  <w:abstractNum w:abstractNumId="39" w15:restartNumberingAfterBreak="0">
     <w:nsid w:val="5D182400"/>
     <w:multiLevelType w:val="multilevel"/>
     <w:tmpl w:val="B5BA3DE8"/>
@@ -15581,7 +15217,7 @@
       </w:rPr>
     </w:lvl>
   </w:abstractNum>
-  <w:abstractNum w:abstractNumId="39" w15:restartNumberingAfterBreak="0">
+  <w:abstractNum w:abstractNumId="40" w15:restartNumberingAfterBreak="0">
     <w:nsid w:val="5D1B1A32"/>
     <w:multiLevelType w:val="multilevel"/>
     <w:tmpl w:val="6BF07402"/>
@@ -15730,7 +15366,7 @@
       </w:rPr>
     </w:lvl>
   </w:abstractNum>
-  <w:abstractNum w:abstractNumId="40" w15:restartNumberingAfterBreak="0">
+  <w:abstractNum w:abstractNumId="41" w15:restartNumberingAfterBreak="0">
     <w:nsid w:val="5EF22274"/>
     <w:multiLevelType w:val="hybridMultilevel"/>
     <w:tmpl w:val="0A1641BA"/>
@@ -15843,7 +15479,7 @@
       </w:rPr>
     </w:lvl>
   </w:abstractNum>
-  <w:abstractNum w:abstractNumId="41" w15:restartNumberingAfterBreak="0">
+  <w:abstractNum w:abstractNumId="42" w15:restartNumberingAfterBreak="0">
     <w:nsid w:val="60F6139A"/>
     <w:multiLevelType w:val="multilevel"/>
     <w:tmpl w:val="55868B8E"/>
@@ -15992,7 +15628,7 @@
       </w:rPr>
     </w:lvl>
   </w:abstractNum>
-  <w:abstractNum w:abstractNumId="42" w15:restartNumberingAfterBreak="0">
+  <w:abstractNum w:abstractNumId="43" w15:restartNumberingAfterBreak="0">
     <w:nsid w:val="614D0F98"/>
     <w:multiLevelType w:val="multilevel"/>
     <w:tmpl w:val="C8DE9374"/>
@@ -16141,7 +15777,120 @@
       </w:rPr>
     </w:lvl>
   </w:abstractNum>
-  <w:abstractNum w:abstractNumId="43" w15:restartNumberingAfterBreak="0">
+  <w:abstractNum w:abstractNumId="44" w15:restartNumberingAfterBreak="0">
+    <w:nsid w:val="6210534E"/>
+    <w:multiLevelType w:val="hybridMultilevel"/>
+    <w:tmpl w:val="4682464A"/>
+    <w:lvl w:ilvl="0" w:tplc="04090001">
+      <w:start w:val="1"/>
+      <w:numFmt w:val="bullet"/>
+      <w:lvlText w:val=""/>
+      <w:lvlJc w:val="left"/>
+      <w:pPr>
+        <w:ind w:left="720" w:hanging="360"/>
+      </w:pPr>
+      <w:rPr>
+        <w:rFonts w:ascii="Symbol" w:hAnsi="Symbol" w:hint="default"/>
+      </w:rPr>
+    </w:lvl>
+    <w:lvl w:ilvl="1" w:tplc="04090003" w:tentative="1">
+      <w:start w:val="1"/>
+      <w:numFmt w:val="bullet"/>
+      <w:lvlText w:val="o"/>
+      <w:lvlJc w:val="left"/>
+      <w:pPr>
+        <w:ind w:left="1440" w:hanging="360"/>
+      </w:pPr>
+      <w:rPr>
+        <w:rFonts w:ascii="Courier New" w:hAnsi="Courier New" w:cs="Courier New" w:hint="default"/>
+      </w:rPr>
+    </w:lvl>
+    <w:lvl w:ilvl="2" w:tplc="04090005" w:tentative="1">
+      <w:start w:val="1"/>
+      <w:numFmt w:val="bullet"/>
+      <w:lvlText w:val=""/>
+      <w:lvlJc w:val="left"/>
+      <w:pPr>
+        <w:ind w:left="2160" w:hanging="360"/>
+      </w:pPr>
+      <w:rPr>
+        <w:rFonts w:ascii="Wingdings" w:hAnsi="Wingdings" w:hint="default"/>
+      </w:rPr>
+    </w:lvl>
+    <w:lvl w:ilvl="3" w:tplc="04090001" w:tentative="1">
+      <w:start w:val="1"/>
+      <w:numFmt w:val="bullet"/>
+      <w:lvlText w:val=""/>
+      <w:lvlJc w:val="left"/>
+      <w:pPr>
+        <w:ind w:left="2880" w:hanging="360"/>
+      </w:pPr>
+      <w:rPr>
+        <w:rFonts w:ascii="Symbol" w:hAnsi="Symbol" w:hint="default"/>
+      </w:rPr>
+    </w:lvl>
+    <w:lvl w:ilvl="4" w:tplc="04090003" w:tentative="1">
+      <w:start w:val="1"/>
+      <w:numFmt w:val="bullet"/>
+      <w:lvlText w:val="o"/>
+      <w:lvlJc w:val="left"/>
+      <w:pPr>
+        <w:ind w:left="3600" w:hanging="360"/>
+      </w:pPr>
+      <w:rPr>
+        <w:rFonts w:ascii="Courier New" w:hAnsi="Courier New" w:cs="Courier New" w:hint="default"/>
+      </w:rPr>
+    </w:lvl>
+    <w:lvl w:ilvl="5" w:tplc="04090005" w:tentative="1">
+      <w:start w:val="1"/>
+      <w:numFmt w:val="bullet"/>
+      <w:lvlText w:val=""/>
+      <w:lvlJc w:val="left"/>
+      <w:pPr>
+        <w:ind w:left="4320" w:hanging="360"/>
+      </w:pPr>
+      <w:rPr>
+        <w:rFonts w:ascii="Wingdings" w:hAnsi="Wingdings" w:hint="default"/>
+      </w:rPr>
+    </w:lvl>
+    <w:lvl w:ilvl="6" w:tplc="04090001" w:tentative="1">
+      <w:start w:val="1"/>
+      <w:numFmt w:val="bullet"/>
+      <w:lvlText w:val=""/>
+      <w:lvlJc w:val="left"/>
+      <w:pPr>
+        <w:ind w:left="5040" w:hanging="360"/>
+      </w:pPr>
+      <w:rPr>
+        <w:rFonts w:ascii="Symbol" w:hAnsi="Symbol" w:hint="default"/>
+      </w:rPr>
+    </w:lvl>
+    <w:lvl w:ilvl="7" w:tplc="04090003" w:tentative="1">
+      <w:start w:val="1"/>
+      <w:numFmt w:val="bullet"/>
+      <w:lvlText w:val="o"/>
+      <w:lvlJc w:val="left"/>
+      <w:pPr>
+        <w:ind w:left="5760" w:hanging="360"/>
+      </w:pPr>
+      <w:rPr>
+        <w:rFonts w:ascii="Courier New" w:hAnsi="Courier New" w:cs="Courier New" w:hint="default"/>
+      </w:rPr>
+    </w:lvl>
+    <w:lvl w:ilvl="8" w:tplc="04090005" w:tentative="1">
+      <w:start w:val="1"/>
+      <w:numFmt w:val="bullet"/>
+      <w:lvlText w:val=""/>
+      <w:lvlJc w:val="left"/>
+      <w:pPr>
+        <w:ind w:left="6480" w:hanging="360"/>
+      </w:pPr>
+      <w:rPr>
+        <w:rFonts w:ascii="Wingdings" w:hAnsi="Wingdings" w:hint="default"/>
+      </w:rPr>
+    </w:lvl>
+  </w:abstractNum>
+  <w:abstractNum w:abstractNumId="45" w15:restartNumberingAfterBreak="0">
     <w:nsid w:val="625C37E3"/>
     <w:multiLevelType w:val="multilevel"/>
     <w:tmpl w:val="8BF0FC2A"/>
@@ -16290,7 +16039,7 @@
       </w:rPr>
     </w:lvl>
   </w:abstractNum>
-  <w:abstractNum w:abstractNumId="44" w15:restartNumberingAfterBreak="0">
+  <w:abstractNum w:abstractNumId="46" w15:restartNumberingAfterBreak="0">
     <w:nsid w:val="64A906DA"/>
     <w:multiLevelType w:val="hybridMultilevel"/>
     <w:tmpl w:val="F4E82112"/>
@@ -16403,7 +16152,7 @@
       </w:rPr>
     </w:lvl>
   </w:abstractNum>
-  <w:abstractNum w:abstractNumId="45" w15:restartNumberingAfterBreak="0">
+  <w:abstractNum w:abstractNumId="47" w15:restartNumberingAfterBreak="0">
     <w:nsid w:val="67A61909"/>
     <w:multiLevelType w:val="multilevel"/>
     <w:tmpl w:val="4454AB54"/>
@@ -16552,7 +16301,7 @@
       </w:rPr>
     </w:lvl>
   </w:abstractNum>
-  <w:abstractNum w:abstractNumId="46" w15:restartNumberingAfterBreak="0">
+  <w:abstractNum w:abstractNumId="48" w15:restartNumberingAfterBreak="0">
     <w:nsid w:val="68D80360"/>
     <w:multiLevelType w:val="hybridMultilevel"/>
     <w:tmpl w:val="5EE60C62"/>
@@ -16665,7 +16414,7 @@
       </w:rPr>
     </w:lvl>
   </w:abstractNum>
-  <w:abstractNum w:abstractNumId="47" w15:restartNumberingAfterBreak="0">
+  <w:abstractNum w:abstractNumId="49" w15:restartNumberingAfterBreak="0">
     <w:nsid w:val="693E4277"/>
     <w:multiLevelType w:val="multilevel"/>
     <w:tmpl w:val="2144AE52"/>
@@ -16814,7 +16563,7 @@
       </w:rPr>
     </w:lvl>
   </w:abstractNum>
-  <w:abstractNum w:abstractNumId="48" w15:restartNumberingAfterBreak="0">
+  <w:abstractNum w:abstractNumId="50" w15:restartNumberingAfterBreak="0">
     <w:nsid w:val="69621E39"/>
     <w:multiLevelType w:val="multilevel"/>
     <w:tmpl w:val="4DBA57B6"/>
@@ -16963,7 +16712,7 @@
       </w:rPr>
     </w:lvl>
   </w:abstractNum>
-  <w:abstractNum w:abstractNumId="49" w15:restartNumberingAfterBreak="0">
+  <w:abstractNum w:abstractNumId="51" w15:restartNumberingAfterBreak="0">
     <w:nsid w:val="6D1917A2"/>
     <w:multiLevelType w:val="multilevel"/>
     <w:tmpl w:val="96C46A74"/>
@@ -17112,7 +16861,7 @@
       </w:rPr>
     </w:lvl>
   </w:abstractNum>
-  <w:abstractNum w:abstractNumId="50" w15:restartNumberingAfterBreak="0">
+  <w:abstractNum w:abstractNumId="52" w15:restartNumberingAfterBreak="0">
     <w:nsid w:val="6E382F19"/>
     <w:multiLevelType w:val="multilevel"/>
     <w:tmpl w:val="30F45DE2"/>
@@ -17261,7 +17010,7 @@
       </w:rPr>
     </w:lvl>
   </w:abstractNum>
-  <w:abstractNum w:abstractNumId="51" w15:restartNumberingAfterBreak="0">
+  <w:abstractNum w:abstractNumId="53" w15:restartNumberingAfterBreak="0">
     <w:nsid w:val="712279AC"/>
     <w:multiLevelType w:val="multilevel"/>
     <w:tmpl w:val="3B48C362"/>
@@ -17410,7 +17159,7 @@
       </w:rPr>
     </w:lvl>
   </w:abstractNum>
-  <w:abstractNum w:abstractNumId="52" w15:restartNumberingAfterBreak="0">
+  <w:abstractNum w:abstractNumId="54" w15:restartNumberingAfterBreak="0">
     <w:nsid w:val="712C65D1"/>
     <w:multiLevelType w:val="multilevel"/>
     <w:tmpl w:val="AF888F16"/>
@@ -17559,7 +17308,7 @@
       </w:rPr>
     </w:lvl>
   </w:abstractNum>
-  <w:abstractNum w:abstractNumId="53" w15:restartNumberingAfterBreak="0">
+  <w:abstractNum w:abstractNumId="55" w15:restartNumberingAfterBreak="0">
     <w:nsid w:val="74D0154D"/>
     <w:multiLevelType w:val="multilevel"/>
     <w:tmpl w:val="C8A62D78"/>
@@ -17708,7 +17457,7 @@
       </w:rPr>
     </w:lvl>
   </w:abstractNum>
-  <w:abstractNum w:abstractNumId="54" w15:restartNumberingAfterBreak="0">
+  <w:abstractNum w:abstractNumId="56" w15:restartNumberingAfterBreak="0">
     <w:nsid w:val="79D53CD5"/>
     <w:multiLevelType w:val="hybridMultilevel"/>
     <w:tmpl w:val="EB746EEE"/>
@@ -17821,7 +17570,7 @@
       </w:rPr>
     </w:lvl>
   </w:abstractNum>
-  <w:abstractNum w:abstractNumId="55" w15:restartNumberingAfterBreak="0">
+  <w:abstractNum w:abstractNumId="57" w15:restartNumberingAfterBreak="0">
     <w:nsid w:val="7A1672CD"/>
     <w:multiLevelType w:val="multilevel"/>
     <w:tmpl w:val="D214E60C"/>
@@ -17970,7 +17719,7 @@
       </w:rPr>
     </w:lvl>
   </w:abstractNum>
-  <w:abstractNum w:abstractNumId="56" w15:restartNumberingAfterBreak="0">
+  <w:abstractNum w:abstractNumId="58" w15:restartNumberingAfterBreak="0">
     <w:nsid w:val="7E734474"/>
     <w:multiLevelType w:val="multilevel"/>
     <w:tmpl w:val="BF909872"/>
@@ -18119,7 +17868,7 @@
       </w:rPr>
     </w:lvl>
   </w:abstractNum>
-  <w:abstractNum w:abstractNumId="57" w15:restartNumberingAfterBreak="0">
+  <w:abstractNum w:abstractNumId="59" w15:restartNumberingAfterBreak="0">
     <w:nsid w:val="7ECE69A6"/>
     <w:multiLevelType w:val="multilevel"/>
     <w:tmpl w:val="96B8AB9E"/>
@@ -18269,61 +18018,61 @@
     </w:lvl>
   </w:abstractNum>
   <w:num w:numId="1" w16cid:durableId="1116295843">
-    <w:abstractNumId w:val="23"/>
+    <w:abstractNumId w:val="24"/>
   </w:num>
   <w:num w:numId="2" w16cid:durableId="543256449">
-    <w:abstractNumId w:val="44"/>
+    <w:abstractNumId w:val="46"/>
   </w:num>
   <w:num w:numId="3" w16cid:durableId="1174146937">
     <w:abstractNumId w:val="12"/>
   </w:num>
   <w:num w:numId="4" w16cid:durableId="1457144548">
-    <w:abstractNumId w:val="34"/>
+    <w:abstractNumId w:val="35"/>
   </w:num>
   <w:num w:numId="5" w16cid:durableId="207911325">
-    <w:abstractNumId w:val="29"/>
+    <w:abstractNumId w:val="30"/>
   </w:num>
   <w:num w:numId="6" w16cid:durableId="1635023338">
-    <w:abstractNumId w:val="20"/>
+    <w:abstractNumId w:val="21"/>
   </w:num>
   <w:num w:numId="7" w16cid:durableId="1303270638">
-    <w:abstractNumId w:val="46"/>
+    <w:abstractNumId w:val="48"/>
   </w:num>
   <w:num w:numId="8" w16cid:durableId="1628316331">
-    <w:abstractNumId w:val="24"/>
+    <w:abstractNumId w:val="25"/>
   </w:num>
   <w:num w:numId="9" w16cid:durableId="293146279">
-    <w:abstractNumId w:val="25"/>
+    <w:abstractNumId w:val="26"/>
   </w:num>
   <w:num w:numId="10" w16cid:durableId="1791586554">
     <w:abstractNumId w:val="1"/>
   </w:num>
   <w:num w:numId="11" w16cid:durableId="1056970335">
-    <w:abstractNumId w:val="40"/>
+    <w:abstractNumId w:val="41"/>
   </w:num>
   <w:num w:numId="12" w16cid:durableId="1999574286">
-    <w:abstractNumId w:val="54"/>
+    <w:abstractNumId w:val="56"/>
   </w:num>
   <w:num w:numId="13" w16cid:durableId="1666517898">
-    <w:abstractNumId w:val="21"/>
+    <w:abstractNumId w:val="22"/>
   </w:num>
   <w:num w:numId="14" w16cid:durableId="821972296">
-    <w:abstractNumId w:val="22"/>
+    <w:abstractNumId w:val="23"/>
   </w:num>
   <w:num w:numId="15" w16cid:durableId="1591621445">
-    <w:abstractNumId w:val="56"/>
+    <w:abstractNumId w:val="58"/>
   </w:num>
   <w:num w:numId="16" w16cid:durableId="2082101093">
-    <w:abstractNumId w:val="47"/>
+    <w:abstractNumId w:val="49"/>
   </w:num>
   <w:num w:numId="17" w16cid:durableId="399982741">
     <w:abstractNumId w:val="4"/>
   </w:num>
   <w:num w:numId="18" w16cid:durableId="1481772765">
-    <w:abstractNumId w:val="31"/>
+    <w:abstractNumId w:val="32"/>
   </w:num>
   <w:num w:numId="19" w16cid:durableId="635991985">
-    <w:abstractNumId w:val="38"/>
+    <w:abstractNumId w:val="39"/>
   </w:num>
   <w:num w:numId="20" w16cid:durableId="144132375">
     <w:abstractNumId w:val="9"/>
@@ -18332,10 +18081,10 @@
     <w:abstractNumId w:val="17"/>
   </w:num>
   <w:num w:numId="22" w16cid:durableId="1023820923">
-    <w:abstractNumId w:val="48"/>
+    <w:abstractNumId w:val="50"/>
   </w:num>
   <w:num w:numId="23" w16cid:durableId="1770924675">
-    <w:abstractNumId w:val="52"/>
+    <w:abstractNumId w:val="54"/>
   </w:num>
   <w:num w:numId="24" w16cid:durableId="1417360905">
     <w:abstractNumId w:val="3"/>
@@ -18347,31 +18096,31 @@
     <w:abstractNumId w:val="0"/>
   </w:num>
   <w:num w:numId="27" w16cid:durableId="90974049">
-    <w:abstractNumId w:val="26"/>
+    <w:abstractNumId w:val="27"/>
   </w:num>
   <w:num w:numId="28" w16cid:durableId="7413824">
-    <w:abstractNumId w:val="55"/>
+    <w:abstractNumId w:val="57"/>
   </w:num>
   <w:num w:numId="29" w16cid:durableId="1218320767">
-    <w:abstractNumId w:val="43"/>
+    <w:abstractNumId w:val="45"/>
   </w:num>
   <w:num w:numId="30" w16cid:durableId="1380785147">
-    <w:abstractNumId w:val="30"/>
+    <w:abstractNumId w:val="31"/>
   </w:num>
   <w:num w:numId="31" w16cid:durableId="748694314">
-    <w:abstractNumId w:val="19"/>
+    <w:abstractNumId w:val="20"/>
   </w:num>
   <w:num w:numId="32" w16cid:durableId="1383943899">
     <w:abstractNumId w:val="7"/>
   </w:num>
   <w:num w:numId="33" w16cid:durableId="247615285">
-    <w:abstractNumId w:val="50"/>
+    <w:abstractNumId w:val="52"/>
   </w:num>
   <w:num w:numId="34" w16cid:durableId="1113137089">
-    <w:abstractNumId w:val="49"/>
+    <w:abstractNumId w:val="51"/>
   </w:num>
   <w:num w:numId="35" w16cid:durableId="819887920">
-    <w:abstractNumId w:val="41"/>
+    <w:abstractNumId w:val="42"/>
   </w:num>
   <w:num w:numId="36" w16cid:durableId="1331372804">
     <w:abstractNumId w:val="14"/>
@@ -18380,7 +18129,7 @@
     <w:abstractNumId w:val="2"/>
   </w:num>
   <w:num w:numId="38" w16cid:durableId="1486556417">
-    <w:abstractNumId w:val="35"/>
+    <w:abstractNumId w:val="36"/>
   </w:num>
   <w:num w:numId="39" w16cid:durableId="1807967943">
     <w:abstractNumId w:val="5"/>
@@ -18392,7 +18141,7 @@
     <w:abstractNumId w:val="8"/>
   </w:num>
   <w:num w:numId="42" w16cid:durableId="1969509042">
-    <w:abstractNumId w:val="39"/>
+    <w:abstractNumId w:val="40"/>
   </w:num>
   <w:num w:numId="43" w16cid:durableId="180517052">
     <w:abstractNumId w:val="16"/>
@@ -18401,46 +18150,52 @@
     <w:abstractNumId w:val="10"/>
   </w:num>
   <w:num w:numId="45" w16cid:durableId="753089273">
-    <w:abstractNumId w:val="33"/>
+    <w:abstractNumId w:val="34"/>
   </w:num>
   <w:num w:numId="46" w16cid:durableId="1707832727">
     <w:abstractNumId w:val="11"/>
   </w:num>
   <w:num w:numId="47" w16cid:durableId="354356403">
-    <w:abstractNumId w:val="51"/>
+    <w:abstractNumId w:val="53"/>
   </w:num>
   <w:num w:numId="48" w16cid:durableId="887300246">
-    <w:abstractNumId w:val="42"/>
+    <w:abstractNumId w:val="43"/>
   </w:num>
   <w:num w:numId="49" w16cid:durableId="1100102066">
-    <w:abstractNumId w:val="37"/>
+    <w:abstractNumId w:val="38"/>
   </w:num>
   <w:num w:numId="50" w16cid:durableId="2031642846">
-    <w:abstractNumId w:val="18"/>
+    <w:abstractNumId w:val="19"/>
   </w:num>
   <w:num w:numId="51" w16cid:durableId="1223711125">
-    <w:abstractNumId w:val="28"/>
+    <w:abstractNumId w:val="29"/>
   </w:num>
   <w:num w:numId="52" w16cid:durableId="1060712457">
-    <w:abstractNumId w:val="57"/>
+    <w:abstractNumId w:val="59"/>
   </w:num>
   <w:num w:numId="53" w16cid:durableId="1529415872">
-    <w:abstractNumId w:val="53"/>
+    <w:abstractNumId w:val="55"/>
   </w:num>
   <w:num w:numId="54" w16cid:durableId="840507711">
-    <w:abstractNumId w:val="45"/>
+    <w:abstractNumId w:val="47"/>
   </w:num>
   <w:num w:numId="55" w16cid:durableId="1724911121">
     <w:abstractNumId w:val="6"/>
   </w:num>
   <w:num w:numId="56" w16cid:durableId="1463421333">
-    <w:abstractNumId w:val="36"/>
+    <w:abstractNumId w:val="37"/>
   </w:num>
   <w:num w:numId="57" w16cid:durableId="690380769">
-    <w:abstractNumId w:val="27"/>
+    <w:abstractNumId w:val="28"/>
   </w:num>
   <w:num w:numId="58" w16cid:durableId="1810324287">
-    <w:abstractNumId w:val="32"/>
+    <w:abstractNumId w:val="33"/>
+  </w:num>
+  <w:num w:numId="59" w16cid:durableId="1152867262">
+    <w:abstractNumId w:val="44"/>
+  </w:num>
+  <w:num w:numId="60" w16cid:durableId="655497998">
+    <w:abstractNumId w:val="18"/>
   </w:num>
   <w:numIdMacAtCleanup w:val="57"/>
 </w:numbering>

--- a/DAEN459F26/Syllabus DAEN 459 - Fall 2026 - 2026-08.docx
+++ b/DAEN459F26/Syllabus DAEN 459 - Fall 2026 - 2026-08.docx
@@ -448,25 +448,16 @@
         <w:t>W 1</w:t>
       </w:r>
       <w:r>
-        <w:t>:00</w:t>
-      </w:r>
-      <w:r>
         <w:t>-</w:t>
       </w:r>
       <w:r>
         <w:t>3</w:t>
       </w:r>
       <w:r>
-        <w:t>:</w:t>
-      </w:r>
-      <w:r>
-        <w:t>0</w:t>
-      </w:r>
-      <w:r>
-        <w:t>0</w:t>
-      </w:r>
-      <w:r>
-        <w:t xml:space="preserve"> PM (or by appointment)</w:t>
+        <w:t xml:space="preserve"> </w:t>
+      </w:r>
+      <w:r>
+        <w:t>PM (or by appointment)</w:t>
       </w:r>
       <w:r>
         <w:tab/>
@@ -598,10 +589,7 @@
         </w:numPr>
       </w:pPr>
       <w:r>
-        <w:t>Prepare and deliver a professional project proposal and presentation that clearly communicates the problem, proposed solution, technical approach, implementation plan, and expected outcomes</w:t>
-      </w:r>
-      <w:r>
-        <w:t>.</w:t>
+        <w:t>Prepare and deliver a professional project proposal and presentation that clearly communicates the problem, proposed solution, technical approach, implementation plan, and expected outcomes.</w:t>
       </w:r>
     </w:p>
     <w:p/>
@@ -1862,21 +1850,7 @@
                 <w:sz w:val="18"/>
                 <w:szCs w:val="18"/>
               </w:rPr>
-              <w:t>Professionalism and participation (</w:t>
-            </w:r>
-            <w:r>
-              <w:rPr>
-                <w:sz w:val="18"/>
-                <w:szCs w:val="18"/>
-              </w:rPr>
-              <w:t>including peer-review</w:t>
-            </w:r>
-            <w:r>
-              <w:rPr>
-                <w:sz w:val="18"/>
-                <w:szCs w:val="18"/>
-              </w:rPr>
-              <w:t>)</w:t>
+              <w:t>Professionalism and participation (including peer-review)</w:t>
             </w:r>
           </w:p>
         </w:tc>
@@ -3807,34 +3781,107 @@
         <w:rPr>
           <w:rFonts w:eastAsia="Garamond" w:cstheme="minorHAnsi"/>
         </w:rPr>
-        <w:t xml:space="preserve">During the first two weeks, everyone meets during regular class time. Once teams are set, each team will give a technical review </w:t>
-      </w:r>
-      <w:r>
+        <w:t>Because this is a capstone course, regular attendance and active participation are essential to successful completion of the course. Much of the work will involve collaborative activities, project meetings, presentations, peer feedback, and other activities that cannot be fully replicated outside of class.</w:t>
+      </w:r>
+    </w:p>
+    <w:p>
+      <w:pPr>
         <w:rPr>
           <w:rFonts w:eastAsia="Garamond" w:cstheme="minorHAnsi"/>
         </w:rPr>
-        <w:t xml:space="preserve">about </w:t>
-      </w:r>
-      <w:r>
+      </w:pPr>
+    </w:p>
+    <w:p>
+      <w:pPr>
         <w:rPr>
           <w:rFonts w:eastAsia="Garamond" w:cstheme="minorHAnsi"/>
         </w:rPr>
-        <w:t xml:space="preserve">every two weeks, and you're encouraged to attend other teams' sessions to see their work. The instructor may adjust the schedule or add events as needed. Attendance is required for all class sessions, sponsor meetings, and presentation days, unless you have a university-excused absence (see </w:t>
-      </w:r>
-      <w:hyperlink r:id="rId19" w:history="1">
-        <w:r>
-          <w:rPr>
-            <w:rStyle w:val="Hyperlink"/>
-            <w:rFonts w:eastAsia="Garamond" w:cstheme="minorHAnsi"/>
-          </w:rPr>
-          <w:t>https://student-rules.tamu.edu/rule07</w:t>
-        </w:r>
-      </w:hyperlink>
+      </w:pPr>
       <w:r>
         <w:rPr>
           <w:rFonts w:eastAsia="Garamond" w:cstheme="minorHAnsi"/>
         </w:rPr>
-        <w:t>).</w:t>
+        <w:t>Students are expected to attend all scheduled class meetings, arrive on time, and remain for the full class period. Students are also expected to attend required team, project, client, or presentation meetings identified by the professor as part of the course.</w:t>
+      </w:r>
+    </w:p>
+    <w:p>
+      <w:pPr>
+        <w:rPr>
+          <w:rFonts w:eastAsia="Garamond" w:cstheme="minorHAnsi"/>
+        </w:rPr>
+      </w:pPr>
+    </w:p>
+    <w:p>
+      <w:pPr>
+        <w:rPr>
+          <w:rFonts w:eastAsia="Garamond" w:cstheme="minorHAnsi"/>
+        </w:rPr>
+      </w:pPr>
+      <w:r>
+        <w:rPr>
+          <w:rFonts w:eastAsia="Garamond" w:cstheme="minorHAnsi"/>
+        </w:rPr>
+        <w:t>If an absence is unavoidable, students should notify the professor as soon as reasonably possible and are responsible for obtaining information about missed material, assignments, deadlines, and team responsibilities. An absence does not automatically excuse a student from completing assigned work or meeting course deadlines.</w:t>
+      </w:r>
+    </w:p>
+    <w:p>
+      <w:pPr>
+        <w:rPr>
+          <w:rFonts w:eastAsia="Garamond" w:cstheme="minorHAnsi"/>
+        </w:rPr>
+      </w:pPr>
+    </w:p>
+    <w:p>
+      <w:pPr>
+        <w:rPr>
+          <w:rFonts w:eastAsia="Garamond" w:cstheme="minorHAnsi"/>
+        </w:rPr>
+      </w:pPr>
+      <w:r>
+        <w:rPr>
+          <w:rFonts w:eastAsia="Garamond" w:cstheme="minorHAnsi"/>
+        </w:rPr>
+        <w:t>Documented and verifiable absences will be handled in accordance with university policy. When necessary and appropriate, alternative or make-up work may be assigned. Make-up assignments or assessments may be administered in a different format, including orally, upon the student's return, on a date determined by the professor.</w:t>
+      </w:r>
+    </w:p>
+    <w:p>
+      <w:pPr>
+        <w:rPr>
+          <w:rFonts w:eastAsia="Garamond" w:cstheme="minorHAnsi"/>
+        </w:rPr>
+      </w:pPr>
+    </w:p>
+    <w:p>
+      <w:pPr>
+        <w:rPr>
+          <w:rFonts w:eastAsia="Garamond" w:cstheme="minorHAnsi"/>
+        </w:rPr>
+      </w:pPr>
+      <w:r>
+        <w:rPr>
+          <w:rFonts w:eastAsia="Garamond" w:cstheme="minorHAnsi"/>
+        </w:rPr>
+        <w:t>Because capstone work often depends on collaboration, students are also responsible for communicating promptly with their project team when an absence affects group responsibilities. Repeated absences, tardiness, early departures, or failure to participate in required course activities may affect the student's participation, professionalism, project, or other applicable course grades.</w:t>
+      </w:r>
+    </w:p>
+    <w:p>
+      <w:pPr>
+        <w:rPr>
+          <w:rFonts w:eastAsia="Garamond" w:cstheme="minorHAnsi"/>
+        </w:rPr>
+      </w:pPr>
+    </w:p>
+    <w:p>
+      <w:pPr>
+        <w:rPr>
+          <w:rFonts w:eastAsia="Garamond" w:cstheme="minorHAnsi"/>
+        </w:rPr>
+      </w:pPr>
+      <w:r>
+        <w:rPr>
+          <w:rFonts w:eastAsia="Garamond" w:cstheme="minorHAnsi"/>
+        </w:rPr>
+        <w:t>Students with unusual or extended circumstances affecting attendance should contact the professor as early as possible so that appropriate arrangements can be considered consistent with university and course policies.</w:t>
       </w:r>
     </w:p>
     <w:p>
@@ -4315,7 +4362,11 @@
         <w:t xml:space="preserve">– </w:t>
       </w:r>
       <w:r>
-        <w:t>Teams should meet with the project sponsor's point of contact (POC) about once a month, adjusting as needed for the sponsor's schedule. Meetings can be by phone or video call (email doesn't count). All team members should attend unless there's a university-excused absence or a class conflict. The team and sponsor will coordinate meeting times, and only the sponsor can cancel. If a meeting is canceled or the sponsor feels the schedule isn't working, note it in your technical presentations and discuss a solution with the instructor</w:t>
+        <w:t xml:space="preserve">Teams should meet with the project sponsor's point of contact (POC) about once a month, adjusting as needed for the sponsor's schedule. Meetings can be by phone or video call (email doesn't count). All team members should attend unless there's a university-excused absence or a class conflict. The team and sponsor will coordinate </w:t>
+      </w:r>
+      <w:r>
+        <w:lastRenderedPageBreak/>
+        <w:t>meeting times, and only the sponsor can cancel. If a meeting is canceled or the sponsor feels the schedule isn't working, note it in your technical presentations and discuss a solution with the instructor</w:t>
       </w:r>
       <w:r>
         <w:t>.</w:t>
@@ -4390,10 +4441,12 @@
           <w:tcPr>
             <w:tcW w:w="661" w:type="dxa"/>
             <w:noWrap/>
+            <w:vAlign w:val="center"/>
             <w:hideMark/>
           </w:tcPr>
           <w:p>
             <w:pPr>
+              <w:jc w:val="left"/>
               <w:rPr>
                 <w:b/>
                 <w:bCs/>
@@ -4416,10 +4469,12 @@
           <w:tcPr>
             <w:tcW w:w="2808" w:type="dxa"/>
             <w:noWrap/>
+            <w:vAlign w:val="center"/>
             <w:hideMark/>
           </w:tcPr>
           <w:p>
             <w:pPr>
+              <w:jc w:val="left"/>
               <w:rPr>
                 <w:b/>
                 <w:bCs/>
@@ -4442,10 +4497,12 @@
           <w:tcPr>
             <w:tcW w:w="3341" w:type="dxa"/>
             <w:noWrap/>
+            <w:vAlign w:val="center"/>
             <w:hideMark/>
           </w:tcPr>
           <w:p>
             <w:pPr>
+              <w:jc w:val="left"/>
               <w:rPr>
                 <w:b/>
                 <w:bCs/>
@@ -4468,10 +4525,12 @@
           <w:tcPr>
             <w:tcW w:w="3260" w:type="dxa"/>
             <w:noWrap/>
+            <w:vAlign w:val="center"/>
             <w:hideMark/>
           </w:tcPr>
           <w:p>
             <w:pPr>
+              <w:jc w:val="left"/>
               <w:rPr>
                 <w:b/>
                 <w:bCs/>
@@ -4499,10 +4558,12 @@
           <w:tcPr>
             <w:tcW w:w="661" w:type="dxa"/>
             <w:noWrap/>
+            <w:vAlign w:val="center"/>
             <w:hideMark/>
           </w:tcPr>
           <w:p>
             <w:pPr>
+              <w:jc w:val="left"/>
               <w:rPr>
                 <w:sz w:val="18"/>
                 <w:szCs w:val="21"/>
@@ -4521,6 +4582,7 @@
           <w:tcPr>
             <w:tcW w:w="2808" w:type="dxa"/>
             <w:noWrap/>
+            <w:vAlign w:val="center"/>
             <w:hideMark/>
           </w:tcPr>
           <w:p>
@@ -4544,6 +4606,7 @@
           <w:tcPr>
             <w:tcW w:w="3341" w:type="dxa"/>
             <w:noWrap/>
+            <w:vAlign w:val="center"/>
             <w:hideMark/>
           </w:tcPr>
           <w:p>
@@ -4567,6 +4630,7 @@
           <w:tcPr>
             <w:tcW w:w="3260" w:type="dxa"/>
             <w:noWrap/>
+            <w:vAlign w:val="center"/>
             <w:hideMark/>
           </w:tcPr>
           <w:p>
@@ -4595,10 +4659,12 @@
           <w:tcPr>
             <w:tcW w:w="661" w:type="dxa"/>
             <w:noWrap/>
+            <w:vAlign w:val="center"/>
             <w:hideMark/>
           </w:tcPr>
           <w:p>
             <w:pPr>
+              <w:jc w:val="left"/>
               <w:rPr>
                 <w:sz w:val="18"/>
                 <w:szCs w:val="21"/>
@@ -4617,6 +4683,7 @@
           <w:tcPr>
             <w:tcW w:w="2808" w:type="dxa"/>
             <w:noWrap/>
+            <w:vAlign w:val="center"/>
             <w:hideMark/>
           </w:tcPr>
           <w:p>
@@ -4640,6 +4707,7 @@
           <w:tcPr>
             <w:tcW w:w="3341" w:type="dxa"/>
             <w:noWrap/>
+            <w:vAlign w:val="center"/>
             <w:hideMark/>
           </w:tcPr>
           <w:p>
@@ -4663,6 +4731,7 @@
           <w:tcPr>
             <w:tcW w:w="3260" w:type="dxa"/>
             <w:noWrap/>
+            <w:vAlign w:val="center"/>
             <w:hideMark/>
           </w:tcPr>
           <w:p>
@@ -4691,10 +4760,12 @@
           <w:tcPr>
             <w:tcW w:w="661" w:type="dxa"/>
             <w:noWrap/>
+            <w:vAlign w:val="center"/>
             <w:hideMark/>
           </w:tcPr>
           <w:p>
             <w:pPr>
+              <w:jc w:val="left"/>
               <w:rPr>
                 <w:sz w:val="18"/>
                 <w:szCs w:val="21"/>
@@ -4713,6 +4784,7 @@
           <w:tcPr>
             <w:tcW w:w="2808" w:type="dxa"/>
             <w:noWrap/>
+            <w:vAlign w:val="center"/>
             <w:hideMark/>
           </w:tcPr>
           <w:p>
@@ -4736,6 +4808,7 @@
           <w:tcPr>
             <w:tcW w:w="3341" w:type="dxa"/>
             <w:noWrap/>
+            <w:vAlign w:val="center"/>
             <w:hideMark/>
           </w:tcPr>
           <w:p>
@@ -4759,6 +4832,7 @@
           <w:tcPr>
             <w:tcW w:w="3260" w:type="dxa"/>
             <w:noWrap/>
+            <w:vAlign w:val="center"/>
             <w:hideMark/>
           </w:tcPr>
           <w:p>
@@ -4787,10 +4861,12 @@
           <w:tcPr>
             <w:tcW w:w="661" w:type="dxa"/>
             <w:noWrap/>
+            <w:vAlign w:val="center"/>
             <w:hideMark/>
           </w:tcPr>
           <w:p>
             <w:pPr>
+              <w:jc w:val="left"/>
               <w:rPr>
                 <w:sz w:val="18"/>
                 <w:szCs w:val="21"/>
@@ -4809,6 +4885,7 @@
           <w:tcPr>
             <w:tcW w:w="2808" w:type="dxa"/>
             <w:noWrap/>
+            <w:vAlign w:val="center"/>
             <w:hideMark/>
           </w:tcPr>
           <w:p>
@@ -4832,6 +4909,7 @@
           <w:tcPr>
             <w:tcW w:w="3341" w:type="dxa"/>
             <w:noWrap/>
+            <w:vAlign w:val="center"/>
             <w:hideMark/>
           </w:tcPr>
           <w:p>
@@ -4855,6 +4933,7 @@
           <w:tcPr>
             <w:tcW w:w="3260" w:type="dxa"/>
             <w:noWrap/>
+            <w:vAlign w:val="center"/>
             <w:hideMark/>
           </w:tcPr>
           <w:p>
@@ -4883,10 +4962,12 @@
           <w:tcPr>
             <w:tcW w:w="661" w:type="dxa"/>
             <w:noWrap/>
+            <w:vAlign w:val="center"/>
             <w:hideMark/>
           </w:tcPr>
           <w:p>
             <w:pPr>
+              <w:jc w:val="left"/>
               <w:rPr>
                 <w:sz w:val="18"/>
                 <w:szCs w:val="21"/>
@@ -4905,6 +4986,7 @@
           <w:tcPr>
             <w:tcW w:w="2808" w:type="dxa"/>
             <w:noWrap/>
+            <w:vAlign w:val="center"/>
             <w:hideMark/>
           </w:tcPr>
           <w:p>
@@ -4928,6 +5010,7 @@
           <w:tcPr>
             <w:tcW w:w="3341" w:type="dxa"/>
             <w:noWrap/>
+            <w:vAlign w:val="center"/>
             <w:hideMark/>
           </w:tcPr>
           <w:p>
@@ -4951,6 +5034,7 @@
           <w:tcPr>
             <w:tcW w:w="3260" w:type="dxa"/>
             <w:noWrap/>
+            <w:vAlign w:val="center"/>
             <w:hideMark/>
           </w:tcPr>
           <w:p>
@@ -4979,10 +5063,12 @@
           <w:tcPr>
             <w:tcW w:w="661" w:type="dxa"/>
             <w:noWrap/>
+            <w:vAlign w:val="center"/>
             <w:hideMark/>
           </w:tcPr>
           <w:p>
             <w:pPr>
+              <w:jc w:val="left"/>
               <w:rPr>
                 <w:sz w:val="18"/>
                 <w:szCs w:val="21"/>
@@ -5001,6 +5087,7 @@
           <w:tcPr>
             <w:tcW w:w="2808" w:type="dxa"/>
             <w:noWrap/>
+            <w:vAlign w:val="center"/>
             <w:hideMark/>
           </w:tcPr>
           <w:p>
@@ -5024,6 +5111,7 @@
           <w:tcPr>
             <w:tcW w:w="3341" w:type="dxa"/>
             <w:noWrap/>
+            <w:vAlign w:val="center"/>
             <w:hideMark/>
           </w:tcPr>
           <w:p>
@@ -5047,6 +5135,7 @@
           <w:tcPr>
             <w:tcW w:w="3260" w:type="dxa"/>
             <w:noWrap/>
+            <w:vAlign w:val="center"/>
             <w:hideMark/>
           </w:tcPr>
           <w:p>
@@ -5075,10 +5164,12 @@
           <w:tcPr>
             <w:tcW w:w="661" w:type="dxa"/>
             <w:noWrap/>
+            <w:vAlign w:val="center"/>
             <w:hideMark/>
           </w:tcPr>
           <w:p>
             <w:pPr>
+              <w:jc w:val="left"/>
               <w:rPr>
                 <w:sz w:val="18"/>
                 <w:szCs w:val="21"/>
@@ -5097,6 +5188,7 @@
           <w:tcPr>
             <w:tcW w:w="2808" w:type="dxa"/>
             <w:noWrap/>
+            <w:vAlign w:val="center"/>
             <w:hideMark/>
           </w:tcPr>
           <w:p>
@@ -5120,6 +5212,7 @@
           <w:tcPr>
             <w:tcW w:w="3341" w:type="dxa"/>
             <w:noWrap/>
+            <w:vAlign w:val="center"/>
             <w:hideMark/>
           </w:tcPr>
           <w:p>
@@ -5143,6 +5236,7 @@
           <w:tcPr>
             <w:tcW w:w="3260" w:type="dxa"/>
             <w:noWrap/>
+            <w:vAlign w:val="center"/>
             <w:hideMark/>
           </w:tcPr>
           <w:p>
@@ -5171,21 +5265,22 @@
           <w:tcPr>
             <w:tcW w:w="661" w:type="dxa"/>
             <w:noWrap/>
+            <w:vAlign w:val="center"/>
             <w:hideMark/>
           </w:tcPr>
           <w:p>
             <w:pPr>
-              <w:rPr>
-                <w:sz w:val="18"/>
-                <w:szCs w:val="21"/>
-              </w:rPr>
-            </w:pPr>
-            <w:r>
-              <w:rPr>
-                <w:sz w:val="18"/>
-                <w:szCs w:val="21"/>
-              </w:rPr>
-              <w:lastRenderedPageBreak/>
+              <w:jc w:val="left"/>
+              <w:rPr>
+                <w:sz w:val="18"/>
+                <w:szCs w:val="21"/>
+              </w:rPr>
+            </w:pPr>
+            <w:r>
+              <w:rPr>
+                <w:sz w:val="18"/>
+                <w:szCs w:val="21"/>
+              </w:rPr>
               <w:t>8</w:t>
             </w:r>
           </w:p>
@@ -5194,6 +5289,7 @@
           <w:tcPr>
             <w:tcW w:w="2808" w:type="dxa"/>
             <w:noWrap/>
+            <w:vAlign w:val="center"/>
             <w:hideMark/>
           </w:tcPr>
           <w:p>
@@ -5217,6 +5313,7 @@
           <w:tcPr>
             <w:tcW w:w="3341" w:type="dxa"/>
             <w:noWrap/>
+            <w:vAlign w:val="center"/>
             <w:hideMark/>
           </w:tcPr>
           <w:p>
@@ -5240,6 +5337,7 @@
           <w:tcPr>
             <w:tcW w:w="3260" w:type="dxa"/>
             <w:noWrap/>
+            <w:vAlign w:val="center"/>
             <w:hideMark/>
           </w:tcPr>
           <w:p>
@@ -5268,10 +5366,12 @@
           <w:tcPr>
             <w:tcW w:w="661" w:type="dxa"/>
             <w:noWrap/>
+            <w:vAlign w:val="center"/>
             <w:hideMark/>
           </w:tcPr>
           <w:p>
             <w:pPr>
+              <w:jc w:val="left"/>
               <w:rPr>
                 <w:sz w:val="18"/>
                 <w:szCs w:val="21"/>
@@ -5290,6 +5390,7 @@
           <w:tcPr>
             <w:tcW w:w="2808" w:type="dxa"/>
             <w:noWrap/>
+            <w:vAlign w:val="center"/>
             <w:hideMark/>
           </w:tcPr>
           <w:p>
@@ -5313,6 +5414,7 @@
           <w:tcPr>
             <w:tcW w:w="3341" w:type="dxa"/>
             <w:noWrap/>
+            <w:vAlign w:val="center"/>
             <w:hideMark/>
           </w:tcPr>
           <w:p>
@@ -5336,6 +5438,7 @@
           <w:tcPr>
             <w:tcW w:w="3260" w:type="dxa"/>
             <w:noWrap/>
+            <w:vAlign w:val="center"/>
             <w:hideMark/>
           </w:tcPr>
           <w:p>
@@ -5364,10 +5467,12 @@
           <w:tcPr>
             <w:tcW w:w="661" w:type="dxa"/>
             <w:noWrap/>
+            <w:vAlign w:val="center"/>
             <w:hideMark/>
           </w:tcPr>
           <w:p>
             <w:pPr>
+              <w:jc w:val="left"/>
               <w:rPr>
                 <w:sz w:val="18"/>
                 <w:szCs w:val="21"/>
@@ -5386,6 +5491,7 @@
           <w:tcPr>
             <w:tcW w:w="2808" w:type="dxa"/>
             <w:noWrap/>
+            <w:vAlign w:val="center"/>
             <w:hideMark/>
           </w:tcPr>
           <w:p>
@@ -5409,6 +5515,7 @@
           <w:tcPr>
             <w:tcW w:w="3341" w:type="dxa"/>
             <w:noWrap/>
+            <w:vAlign w:val="center"/>
             <w:hideMark/>
           </w:tcPr>
           <w:p>
@@ -5432,6 +5539,7 @@
           <w:tcPr>
             <w:tcW w:w="3260" w:type="dxa"/>
             <w:noWrap/>
+            <w:vAlign w:val="center"/>
             <w:hideMark/>
           </w:tcPr>
           <w:p>
@@ -5460,10 +5568,12 @@
           <w:tcPr>
             <w:tcW w:w="661" w:type="dxa"/>
             <w:noWrap/>
+            <w:vAlign w:val="center"/>
             <w:hideMark/>
           </w:tcPr>
           <w:p>
             <w:pPr>
+              <w:jc w:val="left"/>
               <w:rPr>
                 <w:sz w:val="18"/>
                 <w:szCs w:val="21"/>
@@ -5482,6 +5592,7 @@
           <w:tcPr>
             <w:tcW w:w="2808" w:type="dxa"/>
             <w:noWrap/>
+            <w:vAlign w:val="center"/>
             <w:hideMark/>
           </w:tcPr>
           <w:p>
@@ -5505,6 +5616,7 @@
           <w:tcPr>
             <w:tcW w:w="3341" w:type="dxa"/>
             <w:noWrap/>
+            <w:vAlign w:val="center"/>
             <w:hideMark/>
           </w:tcPr>
           <w:p>
@@ -5528,6 +5640,7 @@
           <w:tcPr>
             <w:tcW w:w="3260" w:type="dxa"/>
             <w:noWrap/>
+            <w:vAlign w:val="center"/>
             <w:hideMark/>
           </w:tcPr>
           <w:p>
@@ -5556,10 +5669,12 @@
           <w:tcPr>
             <w:tcW w:w="661" w:type="dxa"/>
             <w:noWrap/>
+            <w:vAlign w:val="center"/>
             <w:hideMark/>
           </w:tcPr>
           <w:p>
             <w:pPr>
+              <w:jc w:val="left"/>
               <w:rPr>
                 <w:sz w:val="18"/>
                 <w:szCs w:val="21"/>
@@ -5578,6 +5693,7 @@
           <w:tcPr>
             <w:tcW w:w="2808" w:type="dxa"/>
             <w:noWrap/>
+            <w:vAlign w:val="center"/>
             <w:hideMark/>
           </w:tcPr>
           <w:p>
@@ -5601,6 +5717,7 @@
           <w:tcPr>
             <w:tcW w:w="3341" w:type="dxa"/>
             <w:noWrap/>
+            <w:vAlign w:val="center"/>
             <w:hideMark/>
           </w:tcPr>
           <w:p>
@@ -5624,6 +5741,7 @@
           <w:tcPr>
             <w:tcW w:w="3260" w:type="dxa"/>
             <w:noWrap/>
+            <w:vAlign w:val="center"/>
             <w:hideMark/>
           </w:tcPr>
           <w:p>
@@ -5652,10 +5770,12 @@
           <w:tcPr>
             <w:tcW w:w="661" w:type="dxa"/>
             <w:noWrap/>
+            <w:vAlign w:val="center"/>
             <w:hideMark/>
           </w:tcPr>
           <w:p>
             <w:pPr>
+              <w:jc w:val="left"/>
               <w:rPr>
                 <w:sz w:val="18"/>
                 <w:szCs w:val="21"/>
@@ -5674,6 +5794,7 @@
           <w:tcPr>
             <w:tcW w:w="2808" w:type="dxa"/>
             <w:noWrap/>
+            <w:vAlign w:val="center"/>
             <w:hideMark/>
           </w:tcPr>
           <w:p>
@@ -5697,6 +5818,7 @@
           <w:tcPr>
             <w:tcW w:w="3341" w:type="dxa"/>
             <w:noWrap/>
+            <w:vAlign w:val="center"/>
             <w:hideMark/>
           </w:tcPr>
           <w:p>
@@ -5720,6 +5842,7 @@
           <w:tcPr>
             <w:tcW w:w="3260" w:type="dxa"/>
             <w:noWrap/>
+            <w:vAlign w:val="center"/>
             <w:hideMark/>
           </w:tcPr>
           <w:p>
@@ -5748,10 +5871,12 @@
           <w:tcPr>
             <w:tcW w:w="661" w:type="dxa"/>
             <w:noWrap/>
+            <w:vAlign w:val="center"/>
             <w:hideMark/>
           </w:tcPr>
           <w:p>
             <w:pPr>
+              <w:jc w:val="left"/>
               <w:rPr>
                 <w:sz w:val="18"/>
                 <w:szCs w:val="21"/>
@@ -5770,6 +5895,7 @@
           <w:tcPr>
             <w:tcW w:w="2808" w:type="dxa"/>
             <w:noWrap/>
+            <w:vAlign w:val="center"/>
             <w:hideMark/>
           </w:tcPr>
           <w:p>
@@ -5793,6 +5919,7 @@
           <w:tcPr>
             <w:tcW w:w="3341" w:type="dxa"/>
             <w:noWrap/>
+            <w:vAlign w:val="center"/>
             <w:hideMark/>
           </w:tcPr>
           <w:p>
@@ -5816,6 +5943,7 @@
           <w:tcPr>
             <w:tcW w:w="3260" w:type="dxa"/>
             <w:noWrap/>
+            <w:vAlign w:val="center"/>
             <w:hideMark/>
           </w:tcPr>
           <w:p>
@@ -5844,10 +5972,12 @@
           <w:tcPr>
             <w:tcW w:w="661" w:type="dxa"/>
             <w:noWrap/>
+            <w:vAlign w:val="center"/>
             <w:hideMark/>
           </w:tcPr>
           <w:p>
             <w:pPr>
+              <w:jc w:val="left"/>
               <w:rPr>
                 <w:sz w:val="18"/>
                 <w:szCs w:val="21"/>
@@ -5866,6 +5996,7 @@
           <w:tcPr>
             <w:tcW w:w="2808" w:type="dxa"/>
             <w:noWrap/>
+            <w:vAlign w:val="center"/>
             <w:hideMark/>
           </w:tcPr>
           <w:p>
@@ -5889,6 +6020,7 @@
           <w:tcPr>
             <w:tcW w:w="3341" w:type="dxa"/>
             <w:noWrap/>
+            <w:vAlign w:val="center"/>
             <w:hideMark/>
           </w:tcPr>
           <w:p>
@@ -5912,6 +6044,7 @@
           <w:tcPr>
             <w:tcW w:w="3260" w:type="dxa"/>
             <w:noWrap/>
+            <w:vAlign w:val="center"/>
             <w:hideMark/>
           </w:tcPr>
           <w:p>
@@ -6003,10 +6136,12 @@
           <w:tcPr>
             <w:tcW w:w="661" w:type="dxa"/>
             <w:noWrap/>
+            <w:vAlign w:val="center"/>
             <w:hideMark/>
           </w:tcPr>
           <w:p>
             <w:pPr>
+              <w:jc w:val="left"/>
               <w:rPr>
                 <w:b/>
                 <w:bCs/>
@@ -6031,10 +6166,12 @@
           <w:tcPr>
             <w:tcW w:w="2808" w:type="dxa"/>
             <w:noWrap/>
+            <w:vAlign w:val="center"/>
             <w:hideMark/>
           </w:tcPr>
           <w:p>
             <w:pPr>
+              <w:jc w:val="left"/>
               <w:rPr>
                 <w:b/>
                 <w:bCs/>
@@ -6059,10 +6196,12 @@
           <w:tcPr>
             <w:tcW w:w="3341" w:type="dxa"/>
             <w:noWrap/>
+            <w:vAlign w:val="center"/>
             <w:hideMark/>
           </w:tcPr>
           <w:p>
             <w:pPr>
+              <w:jc w:val="left"/>
               <w:rPr>
                 <w:b/>
                 <w:bCs/>
@@ -6087,10 +6226,12 @@
           <w:tcPr>
             <w:tcW w:w="3260" w:type="dxa"/>
             <w:noWrap/>
+            <w:vAlign w:val="center"/>
             <w:hideMark/>
           </w:tcPr>
           <w:p>
             <w:pPr>
+              <w:jc w:val="left"/>
               <w:rPr>
                 <w:b/>
                 <w:bCs/>
@@ -6120,10 +6261,12 @@
           <w:tcPr>
             <w:tcW w:w="661" w:type="dxa"/>
             <w:noWrap/>
+            <w:vAlign w:val="center"/>
             <w:hideMark/>
           </w:tcPr>
           <w:p>
             <w:pPr>
+              <w:jc w:val="left"/>
               <w:rPr>
                 <w:color w:val="AEAAAA" w:themeColor="background2" w:themeShade="BF"/>
                 <w:sz w:val="18"/>
@@ -6144,6 +6287,7 @@
           <w:tcPr>
             <w:tcW w:w="2808" w:type="dxa"/>
             <w:noWrap/>
+            <w:vAlign w:val="center"/>
             <w:hideMark/>
           </w:tcPr>
           <w:p>
@@ -6167,6 +6311,7 @@
           <w:tcPr>
             <w:tcW w:w="3341" w:type="dxa"/>
             <w:noWrap/>
+            <w:vAlign w:val="center"/>
             <w:hideMark/>
           </w:tcPr>
           <w:p>
@@ -6190,6 +6335,7 @@
           <w:tcPr>
             <w:tcW w:w="3260" w:type="dxa"/>
             <w:noWrap/>
+            <w:vAlign w:val="center"/>
             <w:hideMark/>
           </w:tcPr>
           <w:p>
@@ -6218,10 +6364,12 @@
           <w:tcPr>
             <w:tcW w:w="661" w:type="dxa"/>
             <w:noWrap/>
+            <w:vAlign w:val="center"/>
             <w:hideMark/>
           </w:tcPr>
           <w:p>
             <w:pPr>
+              <w:jc w:val="left"/>
               <w:rPr>
                 <w:color w:val="AEAAAA" w:themeColor="background2" w:themeShade="BF"/>
                 <w:sz w:val="18"/>
@@ -6242,6 +6390,7 @@
           <w:tcPr>
             <w:tcW w:w="2808" w:type="dxa"/>
             <w:noWrap/>
+            <w:vAlign w:val="center"/>
             <w:hideMark/>
           </w:tcPr>
           <w:p>
@@ -6265,6 +6414,7 @@
           <w:tcPr>
             <w:tcW w:w="3341" w:type="dxa"/>
             <w:noWrap/>
+            <w:vAlign w:val="center"/>
             <w:hideMark/>
           </w:tcPr>
           <w:p>
@@ -6288,6 +6438,7 @@
           <w:tcPr>
             <w:tcW w:w="3260" w:type="dxa"/>
             <w:noWrap/>
+            <w:vAlign w:val="center"/>
             <w:hideMark/>
           </w:tcPr>
           <w:p>
@@ -6316,10 +6467,12 @@
           <w:tcPr>
             <w:tcW w:w="661" w:type="dxa"/>
             <w:noWrap/>
+            <w:vAlign w:val="center"/>
             <w:hideMark/>
           </w:tcPr>
           <w:p>
             <w:pPr>
+              <w:jc w:val="left"/>
               <w:rPr>
                 <w:color w:val="AEAAAA" w:themeColor="background2" w:themeShade="BF"/>
                 <w:sz w:val="18"/>
@@ -6340,6 +6493,7 @@
           <w:tcPr>
             <w:tcW w:w="2808" w:type="dxa"/>
             <w:noWrap/>
+            <w:vAlign w:val="center"/>
             <w:hideMark/>
           </w:tcPr>
           <w:p>
@@ -6363,6 +6517,7 @@
           <w:tcPr>
             <w:tcW w:w="3341" w:type="dxa"/>
             <w:noWrap/>
+            <w:vAlign w:val="center"/>
             <w:hideMark/>
           </w:tcPr>
           <w:p>
@@ -6386,6 +6541,7 @@
           <w:tcPr>
             <w:tcW w:w="3260" w:type="dxa"/>
             <w:noWrap/>
+            <w:vAlign w:val="center"/>
             <w:hideMark/>
           </w:tcPr>
           <w:p>
@@ -6414,10 +6570,12 @@
           <w:tcPr>
             <w:tcW w:w="661" w:type="dxa"/>
             <w:noWrap/>
+            <w:vAlign w:val="center"/>
             <w:hideMark/>
           </w:tcPr>
           <w:p>
             <w:pPr>
+              <w:jc w:val="left"/>
               <w:rPr>
                 <w:color w:val="AEAAAA" w:themeColor="background2" w:themeShade="BF"/>
                 <w:sz w:val="18"/>
@@ -6438,6 +6596,7 @@
           <w:tcPr>
             <w:tcW w:w="2808" w:type="dxa"/>
             <w:noWrap/>
+            <w:vAlign w:val="center"/>
             <w:hideMark/>
           </w:tcPr>
           <w:p>
@@ -6461,6 +6620,7 @@
           <w:tcPr>
             <w:tcW w:w="3341" w:type="dxa"/>
             <w:noWrap/>
+            <w:vAlign w:val="center"/>
             <w:hideMark/>
           </w:tcPr>
           <w:p>
@@ -6484,6 +6644,7 @@
           <w:tcPr>
             <w:tcW w:w="3260" w:type="dxa"/>
             <w:noWrap/>
+            <w:vAlign w:val="center"/>
             <w:hideMark/>
           </w:tcPr>
           <w:p>
@@ -6512,10 +6673,12 @@
           <w:tcPr>
             <w:tcW w:w="661" w:type="dxa"/>
             <w:noWrap/>
+            <w:vAlign w:val="center"/>
             <w:hideMark/>
           </w:tcPr>
           <w:p>
             <w:pPr>
+              <w:jc w:val="left"/>
               <w:rPr>
                 <w:color w:val="AEAAAA" w:themeColor="background2" w:themeShade="BF"/>
                 <w:sz w:val="18"/>
@@ -6536,6 +6699,7 @@
           <w:tcPr>
             <w:tcW w:w="2808" w:type="dxa"/>
             <w:noWrap/>
+            <w:vAlign w:val="center"/>
             <w:hideMark/>
           </w:tcPr>
           <w:p>
@@ -6559,6 +6723,7 @@
           <w:tcPr>
             <w:tcW w:w="3341" w:type="dxa"/>
             <w:noWrap/>
+            <w:vAlign w:val="center"/>
             <w:hideMark/>
           </w:tcPr>
           <w:p>
@@ -6582,6 +6747,7 @@
           <w:tcPr>
             <w:tcW w:w="3260" w:type="dxa"/>
             <w:noWrap/>
+            <w:vAlign w:val="center"/>
             <w:hideMark/>
           </w:tcPr>
           <w:p>
@@ -6631,10 +6797,12 @@
           <w:tcPr>
             <w:tcW w:w="661" w:type="dxa"/>
             <w:noWrap/>
+            <w:vAlign w:val="center"/>
             <w:hideMark/>
           </w:tcPr>
           <w:p>
             <w:pPr>
+              <w:jc w:val="left"/>
               <w:rPr>
                 <w:color w:val="AEAAAA" w:themeColor="background2" w:themeShade="BF"/>
                 <w:sz w:val="18"/>
@@ -6655,6 +6823,7 @@
           <w:tcPr>
             <w:tcW w:w="2808" w:type="dxa"/>
             <w:noWrap/>
+            <w:vAlign w:val="center"/>
             <w:hideMark/>
           </w:tcPr>
           <w:p>
@@ -6678,6 +6847,7 @@
           <w:tcPr>
             <w:tcW w:w="3341" w:type="dxa"/>
             <w:noWrap/>
+            <w:vAlign w:val="center"/>
             <w:hideMark/>
           </w:tcPr>
           <w:p>
@@ -6701,6 +6871,7 @@
           <w:tcPr>
             <w:tcW w:w="3260" w:type="dxa"/>
             <w:noWrap/>
+            <w:vAlign w:val="center"/>
             <w:hideMark/>
           </w:tcPr>
           <w:p>
@@ -6729,10 +6900,12 @@
           <w:tcPr>
             <w:tcW w:w="661" w:type="dxa"/>
             <w:noWrap/>
+            <w:vAlign w:val="center"/>
             <w:hideMark/>
           </w:tcPr>
           <w:p>
             <w:pPr>
+              <w:jc w:val="left"/>
               <w:rPr>
                 <w:color w:val="AEAAAA" w:themeColor="background2" w:themeShade="BF"/>
                 <w:sz w:val="18"/>
@@ -6745,6 +6918,7 @@
                 <w:sz w:val="18"/>
                 <w:szCs w:val="21"/>
               </w:rPr>
+              <w:lastRenderedPageBreak/>
               <w:t>7</w:t>
             </w:r>
           </w:p>
@@ -6753,6 +6927,7 @@
           <w:tcPr>
             <w:tcW w:w="2808" w:type="dxa"/>
             <w:noWrap/>
+            <w:vAlign w:val="center"/>
             <w:hideMark/>
           </w:tcPr>
           <w:p>
@@ -6776,6 +6951,7 @@
           <w:tcPr>
             <w:tcW w:w="3341" w:type="dxa"/>
             <w:noWrap/>
+            <w:vAlign w:val="center"/>
             <w:hideMark/>
           </w:tcPr>
           <w:p>
@@ -6799,6 +6975,7 @@
           <w:tcPr>
             <w:tcW w:w="3260" w:type="dxa"/>
             <w:noWrap/>
+            <w:vAlign w:val="center"/>
             <w:hideMark/>
           </w:tcPr>
           <w:p>
@@ -6827,10 +7004,12 @@
           <w:tcPr>
             <w:tcW w:w="661" w:type="dxa"/>
             <w:noWrap/>
+            <w:vAlign w:val="center"/>
             <w:hideMark/>
           </w:tcPr>
           <w:p>
             <w:pPr>
+              <w:jc w:val="left"/>
               <w:rPr>
                 <w:color w:val="AEAAAA" w:themeColor="background2" w:themeShade="BF"/>
                 <w:sz w:val="18"/>
@@ -6851,6 +7030,7 @@
           <w:tcPr>
             <w:tcW w:w="2808" w:type="dxa"/>
             <w:noWrap/>
+            <w:vAlign w:val="center"/>
             <w:hideMark/>
           </w:tcPr>
           <w:p>
@@ -6874,6 +7054,7 @@
           <w:tcPr>
             <w:tcW w:w="3341" w:type="dxa"/>
             <w:noWrap/>
+            <w:vAlign w:val="center"/>
             <w:hideMark/>
           </w:tcPr>
           <w:p>
@@ -6897,6 +7078,7 @@
           <w:tcPr>
             <w:tcW w:w="3260" w:type="dxa"/>
             <w:noWrap/>
+            <w:vAlign w:val="center"/>
             <w:hideMark/>
           </w:tcPr>
           <w:p>
@@ -6932,10 +7114,12 @@
           <w:tcPr>
             <w:tcW w:w="661" w:type="dxa"/>
             <w:noWrap/>
+            <w:vAlign w:val="center"/>
             <w:hideMark/>
           </w:tcPr>
           <w:p>
             <w:pPr>
+              <w:jc w:val="left"/>
               <w:rPr>
                 <w:color w:val="AEAAAA" w:themeColor="background2" w:themeShade="BF"/>
                 <w:sz w:val="18"/>
@@ -6956,6 +7140,7 @@
           <w:tcPr>
             <w:tcW w:w="2808" w:type="dxa"/>
             <w:noWrap/>
+            <w:vAlign w:val="center"/>
             <w:hideMark/>
           </w:tcPr>
           <w:p>
@@ -6979,6 +7164,7 @@
           <w:tcPr>
             <w:tcW w:w="3341" w:type="dxa"/>
             <w:noWrap/>
+            <w:vAlign w:val="center"/>
             <w:hideMark/>
           </w:tcPr>
           <w:p>
@@ -7002,6 +7188,7 @@
           <w:tcPr>
             <w:tcW w:w="3260" w:type="dxa"/>
             <w:noWrap/>
+            <w:vAlign w:val="center"/>
             <w:hideMark/>
           </w:tcPr>
           <w:p>
@@ -7030,10 +7217,12 @@
           <w:tcPr>
             <w:tcW w:w="661" w:type="dxa"/>
             <w:noWrap/>
+            <w:vAlign w:val="center"/>
             <w:hideMark/>
           </w:tcPr>
           <w:p>
             <w:pPr>
+              <w:jc w:val="left"/>
               <w:rPr>
                 <w:color w:val="AEAAAA" w:themeColor="background2" w:themeShade="BF"/>
                 <w:sz w:val="18"/>
@@ -7054,6 +7243,7 @@
           <w:tcPr>
             <w:tcW w:w="2808" w:type="dxa"/>
             <w:noWrap/>
+            <w:vAlign w:val="center"/>
             <w:hideMark/>
           </w:tcPr>
           <w:p>
@@ -7077,6 +7267,7 @@
           <w:tcPr>
             <w:tcW w:w="3341" w:type="dxa"/>
             <w:noWrap/>
+            <w:vAlign w:val="center"/>
             <w:hideMark/>
           </w:tcPr>
           <w:p>
@@ -7100,6 +7291,7 @@
           <w:tcPr>
             <w:tcW w:w="3260" w:type="dxa"/>
             <w:noWrap/>
+            <w:vAlign w:val="center"/>
             <w:hideMark/>
           </w:tcPr>
           <w:p>
@@ -7128,10 +7320,12 @@
           <w:tcPr>
             <w:tcW w:w="661" w:type="dxa"/>
             <w:noWrap/>
+            <w:vAlign w:val="center"/>
             <w:hideMark/>
           </w:tcPr>
           <w:p>
             <w:pPr>
+              <w:jc w:val="left"/>
               <w:rPr>
                 <w:color w:val="AEAAAA" w:themeColor="background2" w:themeShade="BF"/>
                 <w:sz w:val="18"/>
@@ -7152,6 +7346,7 @@
           <w:tcPr>
             <w:tcW w:w="2808" w:type="dxa"/>
             <w:noWrap/>
+            <w:vAlign w:val="center"/>
             <w:hideMark/>
           </w:tcPr>
           <w:p>
@@ -7175,6 +7370,7 @@
           <w:tcPr>
             <w:tcW w:w="3341" w:type="dxa"/>
             <w:noWrap/>
+            <w:vAlign w:val="center"/>
             <w:hideMark/>
           </w:tcPr>
           <w:p>
@@ -7198,6 +7394,7 @@
           <w:tcPr>
             <w:tcW w:w="3260" w:type="dxa"/>
             <w:noWrap/>
+            <w:vAlign w:val="center"/>
             <w:hideMark/>
           </w:tcPr>
           <w:p>
@@ -7233,10 +7430,12 @@
           <w:tcPr>
             <w:tcW w:w="661" w:type="dxa"/>
             <w:noWrap/>
+            <w:vAlign w:val="center"/>
             <w:hideMark/>
           </w:tcPr>
           <w:p>
             <w:pPr>
+              <w:jc w:val="left"/>
               <w:rPr>
                 <w:color w:val="AEAAAA" w:themeColor="background2" w:themeShade="BF"/>
                 <w:sz w:val="18"/>
@@ -7257,6 +7456,7 @@
           <w:tcPr>
             <w:tcW w:w="2808" w:type="dxa"/>
             <w:noWrap/>
+            <w:vAlign w:val="center"/>
             <w:hideMark/>
           </w:tcPr>
           <w:p>
@@ -7280,6 +7480,7 @@
           <w:tcPr>
             <w:tcW w:w="3341" w:type="dxa"/>
             <w:noWrap/>
+            <w:vAlign w:val="center"/>
             <w:hideMark/>
           </w:tcPr>
           <w:p>
@@ -7303,6 +7504,7 @@
           <w:tcPr>
             <w:tcW w:w="3260" w:type="dxa"/>
             <w:noWrap/>
+            <w:vAlign w:val="center"/>
             <w:hideMark/>
           </w:tcPr>
           <w:p>
@@ -7331,10 +7533,12 @@
           <w:tcPr>
             <w:tcW w:w="661" w:type="dxa"/>
             <w:noWrap/>
+            <w:vAlign w:val="center"/>
             <w:hideMark/>
           </w:tcPr>
           <w:p>
             <w:pPr>
+              <w:jc w:val="left"/>
               <w:rPr>
                 <w:color w:val="AEAAAA" w:themeColor="background2" w:themeShade="BF"/>
                 <w:sz w:val="18"/>
@@ -7355,6 +7559,7 @@
           <w:tcPr>
             <w:tcW w:w="2808" w:type="dxa"/>
             <w:noWrap/>
+            <w:vAlign w:val="center"/>
             <w:hideMark/>
           </w:tcPr>
           <w:p>
@@ -7378,6 +7583,7 @@
           <w:tcPr>
             <w:tcW w:w="3341" w:type="dxa"/>
             <w:noWrap/>
+            <w:vAlign w:val="center"/>
             <w:hideMark/>
           </w:tcPr>
           <w:p>
@@ -7401,6 +7607,7 @@
           <w:tcPr>
             <w:tcW w:w="3260" w:type="dxa"/>
             <w:noWrap/>
+            <w:vAlign w:val="center"/>
             <w:hideMark/>
           </w:tcPr>
           <w:p>
@@ -7429,10 +7636,12 @@
           <w:tcPr>
             <w:tcW w:w="661" w:type="dxa"/>
             <w:noWrap/>
+            <w:vAlign w:val="center"/>
             <w:hideMark/>
           </w:tcPr>
           <w:p>
             <w:pPr>
+              <w:jc w:val="left"/>
               <w:rPr>
                 <w:color w:val="AEAAAA" w:themeColor="background2" w:themeShade="BF"/>
                 <w:sz w:val="18"/>
@@ -7453,6 +7662,7 @@
           <w:tcPr>
             <w:tcW w:w="2808" w:type="dxa"/>
             <w:noWrap/>
+            <w:vAlign w:val="center"/>
             <w:hideMark/>
           </w:tcPr>
           <w:p>
@@ -7476,6 +7686,7 @@
           <w:tcPr>
             <w:tcW w:w="3341" w:type="dxa"/>
             <w:noWrap/>
+            <w:vAlign w:val="center"/>
             <w:hideMark/>
           </w:tcPr>
           <w:p>
@@ -7499,6 +7710,7 @@
           <w:tcPr>
             <w:tcW w:w="3260" w:type="dxa"/>
             <w:noWrap/>
+            <w:vAlign w:val="center"/>
             <w:hideMark/>
           </w:tcPr>
           <w:p>
@@ -7534,10 +7746,12 @@
           <w:tcPr>
             <w:tcW w:w="661" w:type="dxa"/>
             <w:noWrap/>
+            <w:vAlign w:val="center"/>
             <w:hideMark/>
           </w:tcPr>
           <w:p>
             <w:pPr>
+              <w:jc w:val="left"/>
               <w:rPr>
                 <w:color w:val="AEAAAA" w:themeColor="background2" w:themeShade="BF"/>
                 <w:sz w:val="18"/>
@@ -7550,7 +7764,6 @@
                 <w:sz w:val="18"/>
                 <w:szCs w:val="21"/>
               </w:rPr>
-              <w:lastRenderedPageBreak/>
               <w:t>15</w:t>
             </w:r>
           </w:p>
@@ -7559,6 +7772,7 @@
           <w:tcPr>
             <w:tcW w:w="2808" w:type="dxa"/>
             <w:noWrap/>
+            <w:vAlign w:val="center"/>
             <w:hideMark/>
           </w:tcPr>
           <w:p>
@@ -7582,6 +7796,7 @@
           <w:tcPr>
             <w:tcW w:w="3341" w:type="dxa"/>
             <w:noWrap/>
+            <w:vAlign w:val="center"/>
             <w:hideMark/>
           </w:tcPr>
           <w:p>
@@ -7605,6 +7820,7 @@
           <w:tcPr>
             <w:tcW w:w="3260" w:type="dxa"/>
             <w:noWrap/>
+            <w:vAlign w:val="center"/>
             <w:hideMark/>
           </w:tcPr>
           <w:p>
@@ -7809,7 +8025,7 @@
       <w:r>
         <w:t xml:space="preserve">For technical support contact </w:t>
       </w:r>
-      <w:hyperlink r:id="rId20" w:history="1">
+      <w:hyperlink r:id="rId19" w:history="1">
         <w:r>
           <w:rPr>
             <w:rStyle w:val="Hyperlink"/>
@@ -7971,7 +8187,11 @@
         <w:t>integrate</w:t>
       </w:r>
       <w:r>
-        <w:t xml:space="preserve"> their accumulated knowledge and apply it to a complex, real-world problem. The capstone projects encourage students to adopt a hands-on approach by building solutions from the ground up rather than relying only on existing tools or templates. The goal is to improve essential skills such as </w:t>
+        <w:t xml:space="preserve"> their accumulated knowledge and apply it to a complex, real-world problem. The capstone projects encourage students to adopt a hands-on approach by building solutions from the ground up rather than relying only on existing tools or templates. The </w:t>
+      </w:r>
+      <w:r>
+        <w:lastRenderedPageBreak/>
+        <w:t xml:space="preserve">goal is to improve essential skills such as </w:t>
       </w:r>
       <w:r>
         <w:rPr>
@@ -8052,7 +8272,7 @@
       <w:r>
         <w:t xml:space="preserve"> Here "reinventing the wheel" is not busy work but a deliberate method for gaining insights, building confidence, and preparing for real-world innovation. Drawing inspiration from </w:t>
       </w:r>
-      <w:hyperlink r:id="rId21" w:history="1">
+      <w:hyperlink r:id="rId20" w:history="1">
         <w:r>
           <w:rPr>
             <w:rStyle w:val="Hyperlink"/>
@@ -8158,7 +8378,6 @@
         <w:rPr>
           <w:noProof/>
         </w:rPr>
-        <w:lastRenderedPageBreak/>
         <w:drawing>
           <wp:inline distT="0" distB="0" distL="0" distR="0" wp14:anchorId="38529C22" wp14:editId="0F61C198">
             <wp:extent cx="4846320" cy="2526052"/>
@@ -8175,7 +8394,7 @@
                     <pic:cNvPicPr/>
                   </pic:nvPicPr>
                   <pic:blipFill>
-                    <a:blip r:embed="rId22" cstate="print">
+                    <a:blip r:embed="rId21" cstate="print">
                       <a:extLst>
                         <a:ext uri="{28A0092B-C50C-407E-A947-70E740481C1C}">
                           <a14:useLocalDpi xmlns:a14="http://schemas.microsoft.com/office/drawing/2010/main" val="0"/>
@@ -8337,6 +8556,7 @@
         <w:rPr>
           <w:noProof/>
         </w:rPr>
+        <w:lastRenderedPageBreak/>
         <w:drawing>
           <wp:inline distT="0" distB="0" distL="0" distR="0" wp14:anchorId="73F3AB48" wp14:editId="2F57D39F">
             <wp:extent cx="4114800" cy="2288861"/>
@@ -8353,7 +8573,7 @@
                     <pic:cNvPicPr/>
                   </pic:nvPicPr>
                   <pic:blipFill>
-                    <a:blip r:embed="rId23" cstate="print">
+                    <a:blip r:embed="rId22" cstate="print">
                       <a:extLst>
                         <a:ext uri="{28A0092B-C50C-407E-A947-70E740481C1C}">
                           <a14:useLocalDpi xmlns:a14="http://schemas.microsoft.com/office/drawing/2010/main" val="0"/>
@@ -8474,14 +8694,7 @@
         <w:rPr>
           <w:u w:val="single"/>
         </w:rPr>
-        <w:t xml:space="preserve">Treat the charter as both a contract </w:t>
-      </w:r>
-      <w:r>
-        <w:rPr>
-          <w:u w:val="single"/>
-        </w:rPr>
-        <w:lastRenderedPageBreak/>
-        <w:t>and a living reference</w:t>
+        <w:t>Treat the charter as both a contract and a living reference</w:t>
       </w:r>
       <w:r>
         <w:t>; if conditions change, revise it formally rather than drifting informally.</w:t>
@@ -9065,8 +9278,8 @@
       </w:pPr>
     </w:p>
     <w:sectPr>
-      <w:headerReference w:type="default" r:id="rId24"/>
-      <w:footerReference w:type="default" r:id="rId25"/>
+      <w:headerReference w:type="default" r:id="rId23"/>
+      <w:footerReference w:type="default" r:id="rId24"/>
       <w:type w:val="continuous"/>
       <w:pgSz w:w="12240" w:h="15840"/>
       <w:pgMar w:top="1008" w:right="1080" w:bottom="864" w:left="1080" w:header="576" w:footer="576" w:gutter="0"/>
@@ -18715,6 +18928,7 @@
   <w:style w:type="character" w:default="1" w:styleId="DefaultParagraphFont">
     <w:name w:val="Default Paragraph Font"/>
     <w:uiPriority w:val="1"/>
+    <w:semiHidden/>
     <w:unhideWhenUsed/>
   </w:style>
   <w:style w:type="table" w:default="1" w:styleId="TableNormal">

--- a/DAEN459F26/Syllabus DAEN 459 - Fall 2026 - 2026-08.docx
+++ b/DAEN459F26/Syllabus DAEN 459 - Fall 2026 - 2026-08.docx
@@ -9390,7 +9390,7 @@
         <w:sz w:val="16"/>
         <w:szCs w:val="16"/>
       </w:rPr>
-      <w:t>Wed</w:t>
+      <w:t>Mon</w:t>
     </w:r>
     <w:r>
       <w:rPr>
@@ -9406,7 +9406,7 @@
         <w:sz w:val="16"/>
         <w:szCs w:val="16"/>
       </w:rPr>
-      <w:t>20</w:t>
+      <w:t>2</w:t>
     </w:r>
     <w:r>
       <w:rPr>
@@ -9414,7 +9414,23 @@
         <w:sz w:val="16"/>
         <w:szCs w:val="16"/>
       </w:rPr>
-      <w:t xml:space="preserve"> 2025</w:t>
+      <w:t>4</w:t>
+    </w:r>
+    <w:r>
+      <w:rPr>
+        <w:color w:val="4D0000"/>
+        <w:sz w:val="16"/>
+        <w:szCs w:val="16"/>
+      </w:rPr>
+      <w:t xml:space="preserve"> 202</w:t>
+    </w:r>
+    <w:r>
+      <w:rPr>
+        <w:color w:val="4D0000"/>
+        <w:sz w:val="16"/>
+        <w:szCs w:val="16"/>
+      </w:rPr>
+      <w:t>6</w:t>
     </w:r>
     <w:r>
       <w:rPr>
